--- a/webapp/templates/word/Otro_Si_Alimentacion_11.docx
+++ b/webapp/templates/word/Otro_Si_Alimentacion_11.docx
@@ -1,6 +1,6 @@
 
 <file path=word/document.xml><?xml version="1.0" encoding="utf-8"?>
-<w:document xmlns:wpc="http://schemas.microsoft.com/office/word/2010/wordprocessingCanvas" xmlns:cx="http://schemas.microsoft.com/office/drawing/2014/chartex" xmlns:cx1="http://schemas.microsoft.com/office/drawing/2015/9/8/chartex" xmlns:cx2="http://schemas.microsoft.com/office/drawing/2015/10/21/chartex" xmlns:cx3="http://schemas.microsoft.com/office/drawing/2016/5/9/chartex" xmlns:cx4="http://schemas.microsoft.com/office/drawing/2016/5/10/chartex" xmlns:cx5="http://schemas.microsoft.com/office/drawing/2016/5/11/chartex" xmlns:cx6="http://schemas.microsoft.com/office/drawing/2016/5/12/chartex" xmlns:cx7="http://schemas.microsoft.com/office/drawing/2016/5/13/chartex" xmlns:cx8="http://schemas.microsoft.com/office/drawing/2016/5/14/chartex" xmlns:mc="http://schemas.openxmlformats.org/markup-compatibility/2006" xmlns:aink="http://schemas.microsoft.com/office/drawing/2016/ink" xmlns:am3d="http://schemas.microsoft.com/office/drawing/2017/model3d" xmlns:o="urn:schemas-microsoft-com:office:office" xmlns:oel="http://schemas.microsoft.com/office/2019/extlst" xmlns:r="http://schemas.openxmlformats.org/officeDocument/2006/relationships" xmlns:m="http://schemas.openxmlformats.org/officeDocument/2006/math" xmlns:v="urn:schemas-microsoft-com:vml" xmlns:wp14="http://schemas.microsoft.com/office/word/2010/wordprocessingDrawing" xmlns:wp="http://schemas.openxmlformats.org/drawingml/2006/wordprocessingDrawing" xmlns:w10="urn:schemas-microsoft-com:office:word" xmlns:w="http://schemas.openxmlformats.org/wordprocessingml/2006/main" xmlns:w14="http://schemas.microsoft.com/office/word/2010/wordml" xmlns:w15="http://schemas.microsoft.com/office/word/2012/wordml" xmlns:w16cex="http://schemas.microsoft.com/office/word/2018/wordml/cex" xmlns:w16cid="http://schemas.microsoft.com/office/word/2016/wordml/cid" xmlns:w16="http://schemas.microsoft.com/office/word/2018/wordml" xmlns:w16sdtdh="http://schemas.microsoft.com/office/word/2020/wordml/sdtdatahash" xmlns:w16se="http://schemas.microsoft.com/office/word/2015/wordml/symex" xmlns:wpg="http://schemas.microsoft.com/office/word/2010/wordprocessingGroup" xmlns:wpi="http://schemas.microsoft.com/office/word/2010/wordprocessingInk" xmlns:wne="http://schemas.microsoft.com/office/word/2006/wordml" xmlns:wps="http://schemas.microsoft.com/office/word/2010/wordprocessingShape" mc:Ignorable="w14 w15 w16se w16cid w16 w16cex w16sdtdh wp14">
+<w:document xmlns:wpc="http://schemas.microsoft.com/office/word/2010/wordprocessingCanvas" xmlns:cx="http://schemas.microsoft.com/office/drawing/2014/chartex" xmlns:cx1="http://schemas.microsoft.com/office/drawing/2015/9/8/chartex" xmlns:cx2="http://schemas.microsoft.com/office/drawing/2015/10/21/chartex" xmlns:cx3="http://schemas.microsoft.com/office/drawing/2016/5/9/chartex" xmlns:cx4="http://schemas.microsoft.com/office/drawing/2016/5/10/chartex" xmlns:cx5="http://schemas.microsoft.com/office/drawing/2016/5/11/chartex" xmlns:cx6="http://schemas.microsoft.com/office/drawing/2016/5/12/chartex" xmlns:cx7="http://schemas.microsoft.com/office/drawing/2016/5/13/chartex" xmlns:cx8="http://schemas.microsoft.com/office/drawing/2016/5/14/chartex" xmlns:mc="http://schemas.openxmlformats.org/markup-compatibility/2006" xmlns:aink="http://schemas.microsoft.com/office/drawing/2016/ink" xmlns:am3d="http://schemas.microsoft.com/office/drawing/2017/model3d" xmlns:o="urn:schemas-microsoft-com:office:office" xmlns:r="http://schemas.openxmlformats.org/officeDocument/2006/relationships" xmlns:m="http://schemas.openxmlformats.org/officeDocument/2006/math" xmlns:v="urn:schemas-microsoft-com:vml" xmlns:wp14="http://schemas.microsoft.com/office/word/2010/wordprocessingDrawing" xmlns:wp="http://schemas.openxmlformats.org/drawingml/2006/wordprocessingDrawing" xmlns:w10="urn:schemas-microsoft-com:office:word" xmlns:w="http://schemas.openxmlformats.org/wordprocessingml/2006/main" xmlns:w14="http://schemas.microsoft.com/office/word/2010/wordml" xmlns:w15="http://schemas.microsoft.com/office/word/2012/wordml" xmlns:w16cex="http://schemas.microsoft.com/office/word/2018/wordml/cex" xmlns:w16cid="http://schemas.microsoft.com/office/word/2016/wordml/cid" xmlns:w16="http://schemas.microsoft.com/office/word/2018/wordml" xmlns:w16sdtdh="http://schemas.microsoft.com/office/word/2020/wordml/sdtdatahash" xmlns:w16se="http://schemas.microsoft.com/office/word/2015/wordml/symex" xmlns:wpg="http://schemas.microsoft.com/office/word/2010/wordprocessingGroup" xmlns:wpi="http://schemas.microsoft.com/office/word/2010/wordprocessingInk" xmlns:wne="http://schemas.microsoft.com/office/word/2006/wordml" xmlns:wps="http://schemas.microsoft.com/office/word/2010/wordprocessingShape" mc:Ignorable="w14 w15 w16se w16cid w16 w16cex w16sdtdh wp14">
   <w:body>
     <w:p>
       <w:pPr>
@@ -270,7 +270,15 @@
           <w:sz w:val="23"/>
           <w:szCs w:val="23"/>
         </w:rPr>
-        <w:t xml:space="preserve"> con el fin de suscribir un acuerdo provisto de las siguientes cláusulas:</w:t>
+        <w:t xml:space="preserve"> con el fin de suscribir un acuerdo provisto de las siguientes c</w:t>
+      </w:r>
+      <w:r>
+        <w:rPr>
+          <w:rFonts w:ascii="Calibri" w:eastAsia="Calibri" w:hAnsi="Calibri" w:cs="Calibri"/>
+          <w:sz w:val="23"/>
+          <w:szCs w:val="23"/>
+        </w:rPr>
+        <w:t>láusulas:</w:t>
       </w:r>
     </w:p>
     <w:p>
@@ -455,7 +463,15 @@
           <w:sz w:val="23"/>
           <w:szCs w:val="23"/>
         </w:rPr>
-        <w:t xml:space="preserve"> Las partes convienen y así lo hacen constar que el beneficio extralegal que mediante este acuerdo se otorga, en tanto constituye un subsidio de alimentación que no tiene por finalidad retribuir de manera directa el servicio, no constituye salario para ningún efecto legal conforme a lo estipulado en el artículo 15 de la Ley 50 de 1990. </w:t>
+        <w:t xml:space="preserve"> Las partes convienen y así lo hacen constar que el beneficio extralegal que mediante este acuerdo se otorga, en tanto constituye un subsidio de alimentación que no tiene por finalidad retribuir de manera directa el servicio, no constituye salario para nin</w:t>
+      </w:r>
+      <w:r>
+        <w:rPr>
+          <w:rFonts w:ascii="Calibri" w:eastAsia="Calibri" w:hAnsi="Calibri" w:cs="Calibri"/>
+          <w:sz w:val="23"/>
+          <w:szCs w:val="23"/>
+        </w:rPr>
+        <w:t xml:space="preserve">gún efecto legal conforme a lo estipulado en el artículo 15 de la Ley 50 de 1990. </w:t>
       </w:r>
     </w:p>
     <w:p>
@@ -495,37 +511,53 @@
           <w:sz w:val="23"/>
           <w:szCs w:val="23"/>
         </w:rPr>
-        <w:t xml:space="preserve"> Las partes declaran y así lo hacen constar que el presente beneficio, en tanto deriva de la mera liberalidad de la empresa, podrá ser modificado o eliminado de manera unilateral por la compañía cuando las necesidades así lo ameriten, sin que por ello se entienda desmejora en las condiciones del trabajador.</w:t>
-      </w:r>
-    </w:p>
-    <w:p>
-      <w:pPr>
-        <w:spacing w:line="240" w:lineRule="auto"/>
-        <w:jc w:val="both"/>
-        <w:rPr>
-          <w:rFonts w:ascii="Calibri" w:eastAsia="Calibri" w:hAnsi="Calibri" w:cs="Calibri"/>
-          <w:sz w:val="23"/>
-          <w:szCs w:val="23"/>
-        </w:rPr>
-      </w:pPr>
-    </w:p>
-    <w:p>
-      <w:pPr>
-        <w:spacing w:line="240" w:lineRule="auto"/>
-        <w:jc w:val="both"/>
-        <w:rPr>
-          <w:rFonts w:ascii="Calibri" w:eastAsia="Calibri" w:hAnsi="Calibri" w:cs="Calibri"/>
-          <w:sz w:val="23"/>
-          <w:szCs w:val="23"/>
-        </w:rPr>
-      </w:pPr>
-      <w:r>
-        <w:rPr>
-          <w:rFonts w:ascii="Calibri" w:eastAsia="Calibri" w:hAnsi="Calibri" w:cs="Calibri"/>
-          <w:sz w:val="23"/>
-          <w:szCs w:val="23"/>
-        </w:rPr>
-        <w:t>Ratifico que, desde el primer pago recibido por concepto de auxilio de alimentación, este fue pactado como no salarial por las partes.</w:t>
+        <w:t xml:space="preserve"> Las partes declaran y así lo hacen constar que el presente beneficio, en tanto deriva de la mera liberalidad de la empresa, podrá ser modificado o eliminado de man</w:t>
+      </w:r>
+      <w:r>
+        <w:rPr>
+          <w:rFonts w:ascii="Calibri" w:eastAsia="Calibri" w:hAnsi="Calibri" w:cs="Calibri"/>
+          <w:sz w:val="23"/>
+          <w:szCs w:val="23"/>
+        </w:rPr>
+        <w:t>era unilateral por la compañía cuando las necesidades así lo ameriten, sin que por ello se entienda desmejora en las condiciones del trabajador.</w:t>
+      </w:r>
+    </w:p>
+    <w:p>
+      <w:pPr>
+        <w:spacing w:line="240" w:lineRule="auto"/>
+        <w:jc w:val="both"/>
+        <w:rPr>
+          <w:rFonts w:ascii="Calibri" w:eastAsia="Calibri" w:hAnsi="Calibri" w:cs="Calibri"/>
+          <w:sz w:val="23"/>
+          <w:szCs w:val="23"/>
+        </w:rPr>
+      </w:pPr>
+    </w:p>
+    <w:p>
+      <w:pPr>
+        <w:spacing w:line="240" w:lineRule="auto"/>
+        <w:jc w:val="both"/>
+        <w:rPr>
+          <w:rFonts w:ascii="Calibri" w:eastAsia="Calibri" w:hAnsi="Calibri" w:cs="Calibri"/>
+          <w:sz w:val="23"/>
+          <w:szCs w:val="23"/>
+        </w:rPr>
+      </w:pPr>
+      <w:r>
+        <w:rPr>
+          <w:rFonts w:ascii="Calibri" w:eastAsia="Calibri" w:hAnsi="Calibri" w:cs="Calibri"/>
+          <w:sz w:val="23"/>
+          <w:szCs w:val="23"/>
+        </w:rPr>
+        <w:t xml:space="preserve">Ratifico que, desde el primer pago recibido por concepto de auxilio de alimentación, este fue pactado como no </w:t>
+      </w:r>
+      <w:r>
+        <w:rPr>
+          <w:rFonts w:ascii="Calibri" w:eastAsia="Calibri" w:hAnsi="Calibri" w:cs="Calibri"/>
+          <w:sz w:val="23"/>
+          <w:szCs w:val="23"/>
+        </w:rPr>
+        <w:t>salarial por las partes.</w:t>
       </w:r>
     </w:p>
     <w:p>
@@ -648,31 +680,8 @@
           <w:sz w:val="23"/>
           <w:szCs w:val="23"/>
         </w:rPr>
-        <w:t>]</w:t>
-      </w:r>
-      <w:proofErr w:type="gramStart"/>
-      <w:r>
-        <w:rPr>
-          <w:rFonts w:ascii="Calibri" w:eastAsia="Calibri" w:hAnsi="Calibri" w:cs="Calibri"/>
-          <w:b/>
-          <w:bCs/>
-          <w:sz w:val="23"/>
-          <w:szCs w:val="23"/>
-        </w:rPr>
-        <w:t>] .</w:t>
-      </w:r>
-      <w:proofErr w:type="gramEnd"/>
-    </w:p>
-    <w:p>
-      <w:pPr>
-        <w:spacing w:line="240" w:lineRule="auto"/>
-        <w:jc w:val="both"/>
-        <w:rPr>
-          <w:rFonts w:ascii="Calibri" w:eastAsia="Calibri" w:hAnsi="Calibri" w:cs="Calibri"/>
-          <w:sz w:val="23"/>
-          <w:szCs w:val="23"/>
-        </w:rPr>
-      </w:pPr>
+        <w:t>]] .</w:t>
+      </w:r>
     </w:p>
     <w:p>
       <w:pPr>
@@ -751,7 +760,6 @@
           <w:tab w:val="left" w:pos="12053"/>
         </w:tabs>
         <w:spacing w:line="240" w:lineRule="auto"/>
-        <w:jc w:val="center"/>
         <w:rPr>
           <w:rFonts w:ascii="Calibri" w:eastAsia="Calibri" w:hAnsi="Calibri" w:cs="Calibri"/>
           <w:sz w:val="23"/>
@@ -821,7 +829,6 @@
     <w:p>
       <w:pPr>
         <w:spacing w:line="240" w:lineRule="auto"/>
-        <w:ind w:left="708"/>
         <w:rPr>
           <w:rFonts w:ascii="Calibri" w:eastAsia="Calibri" w:hAnsi="Calibri" w:cs="Calibri"/>
           <w:sz w:val="23"/>
@@ -889,7 +896,6 @@
     <w:p>
       <w:pPr>
         <w:spacing w:line="240" w:lineRule="auto"/>
-        <w:ind w:left="708"/>
         <w:rPr>
           <w:rFonts w:ascii="Calibri" w:eastAsia="Calibri" w:hAnsi="Calibri" w:cs="Calibri"/>
           <w:sz w:val="23"/>
@@ -905,6 +911,16 @@
           <w:szCs w:val="23"/>
         </w:rPr>
         <w:t xml:space="preserve">Representante </w:t>
+      </w:r>
+      <w:r>
+        <w:rPr>
+          <w:rFonts w:ascii="Calibri" w:eastAsia="Calibri" w:hAnsi="Calibri" w:cs="Calibri"/>
+          <w:b/>
+          <w:bCs/>
+          <w:sz w:val="23"/>
+          <w:szCs w:val="23"/>
+        </w:rPr>
+        <w:t>Legal</w:t>
       </w:r>
     </w:p>
     <w:p>

--- a/webapp/templates/word/Otro_Si_Alimentacion_11.docx
+++ b/webapp/templates/word/Otro_Si_Alimentacion_11.docx
@@ -1,6 +1,6 @@
 
 <file path=word/document.xml><?xml version="1.0" encoding="utf-8"?>
-<w:document xmlns:wpc="http://schemas.microsoft.com/office/word/2010/wordprocessingCanvas" xmlns:cx="http://schemas.microsoft.com/office/drawing/2014/chartex" xmlns:cx1="http://schemas.microsoft.com/office/drawing/2015/9/8/chartex" xmlns:cx2="http://schemas.microsoft.com/office/drawing/2015/10/21/chartex" xmlns:cx3="http://schemas.microsoft.com/office/drawing/2016/5/9/chartex" xmlns:cx4="http://schemas.microsoft.com/office/drawing/2016/5/10/chartex" xmlns:cx5="http://schemas.microsoft.com/office/drawing/2016/5/11/chartex" xmlns:cx6="http://schemas.microsoft.com/office/drawing/2016/5/12/chartex" xmlns:cx7="http://schemas.microsoft.com/office/drawing/2016/5/13/chartex" xmlns:cx8="http://schemas.microsoft.com/office/drawing/2016/5/14/chartex" xmlns:mc="http://schemas.openxmlformats.org/markup-compatibility/2006" xmlns:aink="http://schemas.microsoft.com/office/drawing/2016/ink" xmlns:am3d="http://schemas.microsoft.com/office/drawing/2017/model3d" xmlns:o="urn:schemas-microsoft-com:office:office" xmlns:r="http://schemas.openxmlformats.org/officeDocument/2006/relationships" xmlns:m="http://schemas.openxmlformats.org/officeDocument/2006/math" xmlns:v="urn:schemas-microsoft-com:vml" xmlns:wp14="http://schemas.microsoft.com/office/word/2010/wordprocessingDrawing" xmlns:wp="http://schemas.openxmlformats.org/drawingml/2006/wordprocessingDrawing" xmlns:w10="urn:schemas-microsoft-com:office:word" xmlns:w="http://schemas.openxmlformats.org/wordprocessingml/2006/main" xmlns:w14="http://schemas.microsoft.com/office/word/2010/wordml" xmlns:w15="http://schemas.microsoft.com/office/word/2012/wordml" xmlns:w16cex="http://schemas.microsoft.com/office/word/2018/wordml/cex" xmlns:w16cid="http://schemas.microsoft.com/office/word/2016/wordml/cid" xmlns:w16="http://schemas.microsoft.com/office/word/2018/wordml" xmlns:w16sdtdh="http://schemas.microsoft.com/office/word/2020/wordml/sdtdatahash" xmlns:w16se="http://schemas.microsoft.com/office/word/2015/wordml/symex" xmlns:wpg="http://schemas.microsoft.com/office/word/2010/wordprocessingGroup" xmlns:wpi="http://schemas.microsoft.com/office/word/2010/wordprocessingInk" xmlns:wne="http://schemas.microsoft.com/office/word/2006/wordml" xmlns:wps="http://schemas.microsoft.com/office/word/2010/wordprocessingShape" mc:Ignorable="w14 w15 w16se w16cid w16 w16cex w16sdtdh wp14">
+<w:document xmlns:wpc="http://schemas.microsoft.com/office/word/2010/wordprocessingCanvas" xmlns:cx="http://schemas.microsoft.com/office/drawing/2014/chartex" xmlns:cx1="http://schemas.microsoft.com/office/drawing/2015/9/8/chartex" xmlns:cx2="http://schemas.microsoft.com/office/drawing/2015/10/21/chartex" xmlns:cx3="http://schemas.microsoft.com/office/drawing/2016/5/9/chartex" xmlns:cx4="http://schemas.microsoft.com/office/drawing/2016/5/10/chartex" xmlns:cx5="http://schemas.microsoft.com/office/drawing/2016/5/11/chartex" xmlns:cx6="http://schemas.microsoft.com/office/drawing/2016/5/12/chartex" xmlns:cx7="http://schemas.microsoft.com/office/drawing/2016/5/13/chartex" xmlns:cx8="http://schemas.microsoft.com/office/drawing/2016/5/14/chartex" xmlns:mc="http://schemas.openxmlformats.org/markup-compatibility/2006" xmlns:aink="http://schemas.microsoft.com/office/drawing/2016/ink" xmlns:am3d="http://schemas.microsoft.com/office/drawing/2017/model3d" xmlns:o="urn:schemas-microsoft-com:office:office" xmlns:r="http://schemas.openxmlformats.org/officeDocument/2006/relationships" xmlns:m="http://schemas.openxmlformats.org/officeDocument/2006/math" xmlns:v="urn:schemas-microsoft-com:vml" xmlns:wp14="http://schemas.microsoft.com/office/word/2010/wordprocessingDrawing" xmlns:wp="http://schemas.openxmlformats.org/drawingml/2006/wordprocessingDrawing" xmlns:w10="urn:schemas-microsoft-com:office:word" xmlns:w="http://schemas.openxmlformats.org/wordprocessingml/2006/main" xmlns:w14="http://schemas.microsoft.com/office/word/2010/wordml" xmlns:w15="http://schemas.microsoft.com/office/word/2012/wordml" xmlns:w16cid="http://schemas.microsoft.com/office/word/2016/wordml/cid" xmlns:w16se="http://schemas.microsoft.com/office/word/2015/wordml/symex" xmlns:wpg="http://schemas.microsoft.com/office/word/2010/wordprocessingGroup" xmlns:wpi="http://schemas.microsoft.com/office/word/2010/wordprocessingInk" xmlns:wne="http://schemas.microsoft.com/office/word/2006/wordml" xmlns:wps="http://schemas.microsoft.com/office/word/2010/wordprocessingShape" mc:Ignorable="w14 w15 w16se w16cid wp14">
   <w:body>
     <w:p>
       <w:pPr>
@@ -270,15 +270,7 @@
           <w:sz w:val="23"/>
           <w:szCs w:val="23"/>
         </w:rPr>
-        <w:t xml:space="preserve"> con el fin de suscribir un acuerdo provisto de las siguientes c</w:t>
-      </w:r>
-      <w:r>
-        <w:rPr>
-          <w:rFonts w:ascii="Calibri" w:eastAsia="Calibri" w:hAnsi="Calibri" w:cs="Calibri"/>
-          <w:sz w:val="23"/>
-          <w:szCs w:val="23"/>
-        </w:rPr>
-        <w:t>láusulas:</w:t>
+        <w:t xml:space="preserve"> con el fin de suscribir un acuerdo provisto de las siguientes cláusulas:</w:t>
       </w:r>
     </w:p>
     <w:p>
@@ -356,6 +348,194 @@
           <w:b/>
           <w:bCs/>
         </w:rPr>
+        <w:t>ONCE MIL QUINIENTOS PESOS 00/100 MCTE. ($11.500,00)</w:t>
+      </w:r>
+      <w:r>
+        <w:rPr>
+          <w:rFonts w:ascii="Calibri" w:eastAsia="Calibri" w:hAnsi="Calibri" w:cs="Calibri"/>
+          <w:b/>
+          <w:bCs/>
+        </w:rPr>
+        <w:t xml:space="preserve"> </w:t>
+      </w:r>
+      <w:bookmarkStart w:id="0" w:name="_GoBack"/>
+      <w:bookmarkEnd w:id="0"/>
+      <w:r>
+        <w:rPr>
+          <w:rFonts w:ascii="Calibri" w:eastAsia="Calibri" w:hAnsi="Calibri" w:cs="Calibri"/>
+          <w:sz w:val="23"/>
+          <w:szCs w:val="23"/>
+        </w:rPr>
+        <w:t>por día trabajado, por medio de una tarjeta recargable con la cual podrá acceder a comprar alimentos en los establecimientos que tengan y acepten el convenio con la entidad expendedora de las tarjetas</w:t>
+      </w:r>
+      <w:r>
+        <w:rPr>
+          <w:rFonts w:ascii="Calibri" w:eastAsia="Calibri" w:hAnsi="Calibri" w:cs="Calibri"/>
+          <w:sz w:val="23"/>
+          <w:szCs w:val="23"/>
+        </w:rPr>
+        <w:t>.</w:t>
+      </w:r>
+    </w:p>
+    <w:p>
+      <w:pPr>
+        <w:spacing w:line="240" w:lineRule="auto"/>
+        <w:jc w:val="both"/>
+        <w:rPr>
+          <w:rFonts w:ascii="Calibri" w:eastAsia="Calibri" w:hAnsi="Calibri" w:cs="Calibri"/>
+          <w:color w:val="FF0000"/>
+          <w:sz w:val="23"/>
+          <w:szCs w:val="23"/>
+        </w:rPr>
+      </w:pPr>
+    </w:p>
+    <w:p>
+      <w:pPr>
+        <w:spacing w:line="240" w:lineRule="auto"/>
+        <w:jc w:val="both"/>
+        <w:rPr>
+          <w:rFonts w:ascii="Calibri" w:eastAsia="Calibri" w:hAnsi="Calibri" w:cs="Calibri"/>
+          <w:sz w:val="23"/>
+          <w:szCs w:val="23"/>
+        </w:rPr>
+      </w:pPr>
+      <w:r>
+        <w:rPr>
+          <w:rFonts w:ascii="Calibri" w:eastAsia="Calibri" w:hAnsi="Calibri" w:cs="Calibri"/>
+          <w:b/>
+          <w:bCs/>
+          <w:sz w:val="23"/>
+          <w:szCs w:val="23"/>
+        </w:rPr>
+        <w:t>SEGUNDA:</w:t>
+      </w:r>
+      <w:r>
+        <w:rPr>
+          <w:rFonts w:ascii="Calibri" w:eastAsia="Calibri" w:hAnsi="Calibri" w:cs="Calibri"/>
+          <w:sz w:val="23"/>
+          <w:szCs w:val="23"/>
+        </w:rPr>
+        <w:t xml:space="preserve"> Las partes convienen y así lo hacen constar que el beneficio extralegal que mediante este acuerdo se otorga, en tanto constituye un subsidio de alimentación que no tiene por finalidad retribuir de manera directa el servicio, no constituye salario para ningún efecto legal conforme a lo estipulado en el artículo 15 de la Ley 50 de 1990. </w:t>
+      </w:r>
+    </w:p>
+    <w:p>
+      <w:pPr>
+        <w:spacing w:line="240" w:lineRule="auto"/>
+        <w:jc w:val="both"/>
+        <w:rPr>
+          <w:rFonts w:ascii="Calibri" w:eastAsia="Calibri" w:hAnsi="Calibri" w:cs="Calibri"/>
+          <w:sz w:val="23"/>
+          <w:szCs w:val="23"/>
+        </w:rPr>
+      </w:pPr>
+    </w:p>
+    <w:p>
+      <w:pPr>
+        <w:spacing w:line="240" w:lineRule="auto"/>
+        <w:jc w:val="both"/>
+        <w:rPr>
+          <w:rFonts w:ascii="Calibri" w:eastAsia="Calibri" w:hAnsi="Calibri" w:cs="Calibri"/>
+          <w:sz w:val="23"/>
+          <w:szCs w:val="23"/>
+        </w:rPr>
+      </w:pPr>
+      <w:r>
+        <w:rPr>
+          <w:rFonts w:ascii="Calibri" w:eastAsia="Calibri" w:hAnsi="Calibri" w:cs="Calibri"/>
+          <w:b/>
+          <w:bCs/>
+          <w:sz w:val="23"/>
+          <w:szCs w:val="23"/>
+        </w:rPr>
+        <w:t>TERCERA:</w:t>
+      </w:r>
+      <w:r>
+        <w:rPr>
+          <w:rFonts w:ascii="Calibri" w:eastAsia="Calibri" w:hAnsi="Calibri" w:cs="Calibri"/>
+          <w:sz w:val="23"/>
+          <w:szCs w:val="23"/>
+        </w:rPr>
+        <w:t xml:space="preserve"> Las partes declaran y así lo hacen constar que el presente beneficio, en tanto deriva de la mera liberalidad de la empresa, podrá ser modificado o eliminado de manera unilateral por la compañía cuando las necesidades así lo ameriten, sin que por ello se entienda desmejora en las condiciones del trabajador.</w:t>
+      </w:r>
+    </w:p>
+    <w:p>
+      <w:pPr>
+        <w:spacing w:line="240" w:lineRule="auto"/>
+        <w:jc w:val="both"/>
+        <w:rPr>
+          <w:rFonts w:ascii="Calibri" w:eastAsia="Calibri" w:hAnsi="Calibri" w:cs="Calibri"/>
+          <w:sz w:val="23"/>
+          <w:szCs w:val="23"/>
+        </w:rPr>
+      </w:pPr>
+    </w:p>
+    <w:p>
+      <w:pPr>
+        <w:spacing w:line="240" w:lineRule="auto"/>
+        <w:jc w:val="both"/>
+        <w:rPr>
+          <w:rFonts w:ascii="Calibri" w:eastAsia="Calibri" w:hAnsi="Calibri" w:cs="Calibri"/>
+          <w:sz w:val="23"/>
+          <w:szCs w:val="23"/>
+        </w:rPr>
+      </w:pPr>
+      <w:r>
+        <w:rPr>
+          <w:rFonts w:ascii="Calibri" w:eastAsia="Calibri" w:hAnsi="Calibri" w:cs="Calibri"/>
+          <w:sz w:val="23"/>
+          <w:szCs w:val="23"/>
+        </w:rPr>
+        <w:t>Ratifico que, desde el primer pago recibido por concepto de auxilio de alimentación, este fue pactado como no salarial por las partes.</w:t>
+      </w:r>
+    </w:p>
+    <w:p>
+      <w:pPr>
+        <w:spacing w:line="240" w:lineRule="auto"/>
+        <w:jc w:val="both"/>
+        <w:rPr>
+          <w:rFonts w:ascii="Calibri" w:eastAsia="Calibri" w:hAnsi="Calibri" w:cs="Calibri"/>
+          <w:sz w:val="23"/>
+          <w:szCs w:val="23"/>
+        </w:rPr>
+      </w:pPr>
+    </w:p>
+    <w:p>
+      <w:pPr>
+        <w:spacing w:line="240" w:lineRule="auto"/>
+        <w:jc w:val="both"/>
+        <w:rPr>
+          <w:rFonts w:ascii="Calibri" w:eastAsia="Calibri" w:hAnsi="Calibri" w:cs="Calibri"/>
+          <w:sz w:val="23"/>
+          <w:szCs w:val="23"/>
+        </w:rPr>
+      </w:pPr>
+    </w:p>
+    <w:p>
+      <w:pPr>
+        <w:spacing w:line="240" w:lineRule="auto"/>
+        <w:jc w:val="both"/>
+        <w:rPr>
+          <w:rFonts w:ascii="Calibri" w:eastAsia="Calibri" w:hAnsi="Calibri" w:cs="Calibri"/>
+          <w:sz w:val="23"/>
+          <w:szCs w:val="23"/>
+        </w:rPr>
+      </w:pPr>
+      <w:r>
+        <w:rPr>
+          <w:rFonts w:ascii="Calibri" w:eastAsia="Calibri" w:hAnsi="Calibri" w:cs="Calibri"/>
+          <w:sz w:val="23"/>
+          <w:szCs w:val="23"/>
+        </w:rPr>
+        <w:t xml:space="preserve">En constancia se firma en la ciudad de </w:t>
+      </w:r>
+      <w:r>
+        <w:rPr>
+          <w:rFonts w:ascii="Calibri" w:eastAsia="Calibri" w:hAnsi="Calibri" w:cs="Calibri"/>
+          <w:b/>
+          <w:bCs/>
+          <w:sz w:val="23"/>
+          <w:szCs w:val="23"/>
+        </w:rPr>
         <w:t>[[</w:t>
       </w:r>
       <w:proofErr w:type="spellStart"/>
@@ -364,8 +544,20 @@
           <w:rFonts w:ascii="Calibri" w:eastAsia="Calibri" w:hAnsi="Calibri" w:cs="Calibri"/>
           <w:b/>
           <w:bCs/>
-        </w:rPr>
-        <w:t>SalarioLetras</w:t>
+          <w:sz w:val="23"/>
+          <w:szCs w:val="23"/>
+        </w:rPr>
+        <w:t>Ciudad</w:t>
+      </w:r>
+      <w:r>
+        <w:rPr>
+          <w:rFonts w:ascii="Calibri" w:eastAsia="Calibri" w:hAnsi="Calibri" w:cs="Calibri"/>
+          <w:b/>
+          <w:bCs/>
+          <w:sz w:val="23"/>
+          <w:szCs w:val="23"/>
+        </w:rPr>
+        <w:t>Firma</w:t>
       </w:r>
       <w:proofErr w:type="spellEnd"/>
       <w:r>
@@ -373,232 +565,18 @@
           <w:rFonts w:ascii="Calibri" w:eastAsia="Calibri" w:hAnsi="Calibri" w:cs="Calibri"/>
           <w:b/>
           <w:bCs/>
+          <w:sz w:val="23"/>
+          <w:szCs w:val="23"/>
         </w:rPr>
         <w:t>]]</w:t>
       </w:r>
       <w:r>
         <w:rPr>
           <w:rFonts w:ascii="Calibri" w:eastAsia="Calibri" w:hAnsi="Calibri" w:cs="Calibri"/>
-          <w:b/>
-          <w:bCs/>
-        </w:rPr>
-        <w:t xml:space="preserve"> MCTE</w:t>
-      </w:r>
-      <w:r>
-        <w:rPr>
-          <w:rFonts w:ascii="Calibri" w:eastAsia="Calibri" w:hAnsi="Calibri" w:cs="Calibri"/>
-          <w:b/>
-          <w:bCs/>
-        </w:rPr>
-        <w:t>. (</w:t>
-      </w:r>
-      <w:r>
-        <w:rPr>
-          <w:rFonts w:ascii="Calibri" w:eastAsia="Calibri" w:hAnsi="Calibri" w:cs="Calibri"/>
-          <w:b/>
-          <w:bCs/>
-        </w:rPr>
-        <w:t>[[Salario]]</w:t>
-      </w:r>
-      <w:r>
-        <w:rPr>
-          <w:rFonts w:ascii="Calibri" w:eastAsia="Calibri" w:hAnsi="Calibri" w:cs="Calibri"/>
-          <w:b/>
-          <w:bCs/>
-        </w:rPr>
-        <w:t xml:space="preserve">) </w:t>
-      </w:r>
-      <w:r>
-        <w:rPr>
-          <w:rFonts w:ascii="Calibri" w:eastAsia="Calibri" w:hAnsi="Calibri" w:cs="Calibri"/>
-          <w:sz w:val="23"/>
-          <w:szCs w:val="23"/>
-        </w:rPr>
-        <w:t>por día trabajado, por medio de una tarjeta recargable con la cual podrá acceder a comprar alimentos en los establecimientos que tengan y acepten el convenio con la entidad expendedora de las tarjetas</w:t>
-      </w:r>
-      <w:r>
-        <w:rPr>
-          <w:rFonts w:ascii="Calibri" w:eastAsia="Calibri" w:hAnsi="Calibri" w:cs="Calibri"/>
-          <w:sz w:val="23"/>
-          <w:szCs w:val="23"/>
-        </w:rPr>
-        <w:t>.</w:t>
-      </w:r>
-    </w:p>
-    <w:p>
-      <w:pPr>
-        <w:spacing w:line="240" w:lineRule="auto"/>
-        <w:jc w:val="both"/>
-        <w:rPr>
-          <w:rFonts w:ascii="Calibri" w:eastAsia="Calibri" w:hAnsi="Calibri" w:cs="Calibri"/>
-          <w:color w:val="FF0000"/>
-          <w:sz w:val="23"/>
-          <w:szCs w:val="23"/>
-        </w:rPr>
-      </w:pPr>
-    </w:p>
-    <w:p>
-      <w:pPr>
-        <w:spacing w:line="240" w:lineRule="auto"/>
-        <w:jc w:val="both"/>
-        <w:rPr>
-          <w:rFonts w:ascii="Calibri" w:eastAsia="Calibri" w:hAnsi="Calibri" w:cs="Calibri"/>
-          <w:sz w:val="23"/>
-          <w:szCs w:val="23"/>
-        </w:rPr>
-      </w:pPr>
-      <w:r>
-        <w:rPr>
-          <w:rFonts w:ascii="Calibri" w:eastAsia="Calibri" w:hAnsi="Calibri" w:cs="Calibri"/>
-          <w:b/>
-          <w:bCs/>
-          <w:sz w:val="23"/>
-          <w:szCs w:val="23"/>
-        </w:rPr>
-        <w:t>SEGUNDA:</w:t>
-      </w:r>
-      <w:r>
-        <w:rPr>
-          <w:rFonts w:ascii="Calibri" w:eastAsia="Calibri" w:hAnsi="Calibri" w:cs="Calibri"/>
-          <w:sz w:val="23"/>
-          <w:szCs w:val="23"/>
-        </w:rPr>
-        <w:t xml:space="preserve"> Las partes convienen y así lo hacen constar que el beneficio extralegal que mediante este acuerdo se otorga, en tanto constituye un subsidio de alimentación que no tiene por finalidad retribuir de manera directa el servicio, no constituye salario para nin</w:t>
-      </w:r>
-      <w:r>
-        <w:rPr>
-          <w:rFonts w:ascii="Calibri" w:eastAsia="Calibri" w:hAnsi="Calibri" w:cs="Calibri"/>
-          <w:sz w:val="23"/>
-          <w:szCs w:val="23"/>
-        </w:rPr>
-        <w:t xml:space="preserve">gún efecto legal conforme a lo estipulado en el artículo 15 de la Ley 50 de 1990. </w:t>
-      </w:r>
-    </w:p>
-    <w:p>
-      <w:pPr>
-        <w:spacing w:line="240" w:lineRule="auto"/>
-        <w:jc w:val="both"/>
-        <w:rPr>
-          <w:rFonts w:ascii="Calibri" w:eastAsia="Calibri" w:hAnsi="Calibri" w:cs="Calibri"/>
-          <w:sz w:val="23"/>
-          <w:szCs w:val="23"/>
-        </w:rPr>
-      </w:pPr>
-    </w:p>
-    <w:p>
-      <w:pPr>
-        <w:spacing w:line="240" w:lineRule="auto"/>
-        <w:jc w:val="both"/>
-        <w:rPr>
-          <w:rFonts w:ascii="Calibri" w:eastAsia="Calibri" w:hAnsi="Calibri" w:cs="Calibri"/>
-          <w:sz w:val="23"/>
-          <w:szCs w:val="23"/>
-        </w:rPr>
-      </w:pPr>
-      <w:r>
-        <w:rPr>
-          <w:rFonts w:ascii="Calibri" w:eastAsia="Calibri" w:hAnsi="Calibri" w:cs="Calibri"/>
-          <w:b/>
-          <w:bCs/>
-          <w:sz w:val="23"/>
-          <w:szCs w:val="23"/>
-        </w:rPr>
-        <w:t>TERCERA:</w:t>
-      </w:r>
-      <w:r>
-        <w:rPr>
-          <w:rFonts w:ascii="Calibri" w:eastAsia="Calibri" w:hAnsi="Calibri" w:cs="Calibri"/>
-          <w:sz w:val="23"/>
-          <w:szCs w:val="23"/>
-        </w:rPr>
-        <w:t xml:space="preserve"> Las partes declaran y así lo hacen constar que el presente beneficio, en tanto deriva de la mera liberalidad de la empresa, podrá ser modificado o eliminado de man</w:t>
-      </w:r>
-      <w:r>
-        <w:rPr>
-          <w:rFonts w:ascii="Calibri" w:eastAsia="Calibri" w:hAnsi="Calibri" w:cs="Calibri"/>
-          <w:sz w:val="23"/>
-          <w:szCs w:val="23"/>
-        </w:rPr>
-        <w:t>era unilateral por la compañía cuando las necesidades así lo ameriten, sin que por ello se entienda desmejora en las condiciones del trabajador.</w:t>
-      </w:r>
-    </w:p>
-    <w:p>
-      <w:pPr>
-        <w:spacing w:line="240" w:lineRule="auto"/>
-        <w:jc w:val="both"/>
-        <w:rPr>
-          <w:rFonts w:ascii="Calibri" w:eastAsia="Calibri" w:hAnsi="Calibri" w:cs="Calibri"/>
-          <w:sz w:val="23"/>
-          <w:szCs w:val="23"/>
-        </w:rPr>
-      </w:pPr>
-    </w:p>
-    <w:p>
-      <w:pPr>
-        <w:spacing w:line="240" w:lineRule="auto"/>
-        <w:jc w:val="both"/>
-        <w:rPr>
-          <w:rFonts w:ascii="Calibri" w:eastAsia="Calibri" w:hAnsi="Calibri" w:cs="Calibri"/>
-          <w:sz w:val="23"/>
-          <w:szCs w:val="23"/>
-        </w:rPr>
-      </w:pPr>
-      <w:r>
-        <w:rPr>
-          <w:rFonts w:ascii="Calibri" w:eastAsia="Calibri" w:hAnsi="Calibri" w:cs="Calibri"/>
-          <w:sz w:val="23"/>
-          <w:szCs w:val="23"/>
-        </w:rPr>
-        <w:t xml:space="preserve">Ratifico que, desde el primer pago recibido por concepto de auxilio de alimentación, este fue pactado como no </w:t>
-      </w:r>
-      <w:r>
-        <w:rPr>
-          <w:rFonts w:ascii="Calibri" w:eastAsia="Calibri" w:hAnsi="Calibri" w:cs="Calibri"/>
-          <w:sz w:val="23"/>
-          <w:szCs w:val="23"/>
-        </w:rPr>
-        <w:t>salarial por las partes.</w:t>
-      </w:r>
-    </w:p>
-    <w:p>
-      <w:pPr>
-        <w:spacing w:line="240" w:lineRule="auto"/>
-        <w:jc w:val="both"/>
-        <w:rPr>
-          <w:rFonts w:ascii="Calibri" w:eastAsia="Calibri" w:hAnsi="Calibri" w:cs="Calibri"/>
-          <w:sz w:val="23"/>
-          <w:szCs w:val="23"/>
-        </w:rPr>
-      </w:pPr>
-    </w:p>
-    <w:p>
-      <w:pPr>
-        <w:spacing w:line="240" w:lineRule="auto"/>
-        <w:jc w:val="both"/>
-        <w:rPr>
-          <w:rFonts w:ascii="Calibri" w:eastAsia="Calibri" w:hAnsi="Calibri" w:cs="Calibri"/>
-          <w:sz w:val="23"/>
-          <w:szCs w:val="23"/>
-        </w:rPr>
-      </w:pPr>
-    </w:p>
-    <w:p>
-      <w:pPr>
-        <w:spacing w:line="240" w:lineRule="auto"/>
-        <w:jc w:val="both"/>
-        <w:rPr>
-          <w:rFonts w:ascii="Calibri" w:eastAsia="Calibri" w:hAnsi="Calibri" w:cs="Calibri"/>
-          <w:sz w:val="23"/>
-          <w:szCs w:val="23"/>
-        </w:rPr>
-      </w:pPr>
-      <w:r>
-        <w:rPr>
-          <w:rFonts w:ascii="Calibri" w:eastAsia="Calibri" w:hAnsi="Calibri" w:cs="Calibri"/>
-          <w:sz w:val="23"/>
-          <w:szCs w:val="23"/>
-        </w:rPr>
-        <w:t xml:space="preserve">En constancia se firma en la ciudad de </w:t>
+          <w:sz w:val="23"/>
+          <w:szCs w:val="23"/>
+        </w:rPr>
+        <w:t xml:space="preserve"> a los </w:t>
       </w:r>
       <w:r>
         <w:rPr>
@@ -619,17 +597,7 @@
           <w:sz w:val="23"/>
           <w:szCs w:val="23"/>
         </w:rPr>
-        <w:t>Ciudad</w:t>
-      </w:r>
-      <w:r>
-        <w:rPr>
-          <w:rFonts w:ascii="Calibri" w:eastAsia="Calibri" w:hAnsi="Calibri" w:cs="Calibri"/>
-          <w:b/>
-          <w:bCs/>
-          <w:sz w:val="23"/>
-          <w:szCs w:val="23"/>
-        </w:rPr>
-        <w:t>Firma</w:t>
+        <w:t>FechaLarga</w:t>
       </w:r>
       <w:proofErr w:type="spellEnd"/>
       <w:r>
@@ -640,48 +608,20 @@
           <w:sz w:val="23"/>
           <w:szCs w:val="23"/>
         </w:rPr>
-        <w:t>]]</w:t>
-      </w:r>
-      <w:r>
-        <w:rPr>
-          <w:rFonts w:ascii="Calibri" w:eastAsia="Calibri" w:hAnsi="Calibri" w:cs="Calibri"/>
-          <w:sz w:val="23"/>
-          <w:szCs w:val="23"/>
-        </w:rPr>
-        <w:t xml:space="preserve"> a los </w:t>
-      </w:r>
-      <w:r>
-        <w:rPr>
-          <w:rFonts w:ascii="Calibri" w:eastAsia="Calibri" w:hAnsi="Calibri" w:cs="Calibri"/>
-          <w:b/>
-          <w:bCs/>
-          <w:sz w:val="23"/>
-          <w:szCs w:val="23"/>
-        </w:rPr>
-        <w:t>[[</w:t>
-      </w:r>
-      <w:proofErr w:type="spellStart"/>
-      <w:r>
-        <w:rPr>
-          <w:rFonts w:ascii="Calibri" w:eastAsia="Calibri" w:hAnsi="Calibri" w:cs="Calibri"/>
-          <w:b/>
-          <w:bCs/>
-          <w:sz w:val="23"/>
-          <w:szCs w:val="23"/>
-        </w:rPr>
-        <w:t>FechaLarga</w:t>
-      </w:r>
-      <w:proofErr w:type="spellEnd"/>
-      <w:r>
-        <w:rPr>
-          <w:rFonts w:ascii="Calibri" w:eastAsia="Calibri" w:hAnsi="Calibri" w:cs="Calibri"/>
-          <w:b/>
-          <w:bCs/>
-          <w:sz w:val="23"/>
-          <w:szCs w:val="23"/>
-        </w:rPr>
-        <w:t>]] .</w:t>
-      </w:r>
+        <w:t>]</w:t>
+      </w:r>
+      <w:proofErr w:type="gramStart"/>
+      <w:r>
+        <w:rPr>
+          <w:rFonts w:ascii="Calibri" w:eastAsia="Calibri" w:hAnsi="Calibri" w:cs="Calibri"/>
+          <w:b/>
+          <w:bCs/>
+          <w:sz w:val="23"/>
+          <w:szCs w:val="23"/>
+        </w:rPr>
+        <w:t>] .</w:t>
+      </w:r>
+      <w:proofErr w:type="gramEnd"/>
     </w:p>
     <w:p>
       <w:pPr>
@@ -941,7 +881,7 @@
 </file>
 
 <file path=word/styles.xml><?xml version="1.0" encoding="utf-8"?>
-<w:styles xmlns:mc="http://schemas.openxmlformats.org/markup-compatibility/2006" xmlns:r="http://schemas.openxmlformats.org/officeDocument/2006/relationships" xmlns:w="http://schemas.openxmlformats.org/wordprocessingml/2006/main" xmlns:w14="http://schemas.microsoft.com/office/word/2010/wordml" xmlns:w15="http://schemas.microsoft.com/office/word/2012/wordml" xmlns:w16cex="http://schemas.microsoft.com/office/word/2018/wordml/cex" xmlns:w16cid="http://schemas.microsoft.com/office/word/2016/wordml/cid" xmlns:w16="http://schemas.microsoft.com/office/word/2018/wordml" xmlns:w16sdtdh="http://schemas.microsoft.com/office/word/2020/wordml/sdtdatahash" xmlns:w16se="http://schemas.microsoft.com/office/word/2015/wordml/symex" mc:Ignorable="w14 w15 w16se w16cid w16 w16cex w16sdtdh">
+<w:styles xmlns:mc="http://schemas.openxmlformats.org/markup-compatibility/2006" xmlns:r="http://schemas.openxmlformats.org/officeDocument/2006/relationships" xmlns:w="http://schemas.openxmlformats.org/wordprocessingml/2006/main" xmlns:w14="http://schemas.microsoft.com/office/word/2010/wordml" xmlns:w15="http://schemas.microsoft.com/office/word/2012/wordml" xmlns:w16cid="http://schemas.microsoft.com/office/word/2016/wordml/cid" xmlns:w16se="http://schemas.microsoft.com/office/word/2015/wordml/symex" mc:Ignorable="w14 w15 w16se w16cid">
   <w:docDefaults>
     <w:rPrDefault>
       <w:rPr>
@@ -957,7 +897,7 @@
       </w:pPr>
     </w:pPrDefault>
   </w:docDefaults>
-  <w:latentStyles w:defLockedState="0" w:defUIPriority="99" w:defSemiHidden="0" w:defUnhideWhenUsed="0" w:defQFormat="0" w:count="376">
+  <w:latentStyles w:defLockedState="0" w:defUIPriority="99" w:defSemiHidden="0" w:defUnhideWhenUsed="0" w:defQFormat="0" w:count="375">
     <w:lsdException w:name="Normal" w:uiPriority="0" w:qFormat="1"/>
     <w:lsdException w:name="heading 1" w:uiPriority="9" w:qFormat="1"/>
     <w:lsdException w:name="heading 2" w:semiHidden="1" w:uiPriority="9" w:unhideWhenUsed="1" w:qFormat="1"/>
@@ -1333,7 +1273,6 @@
     <w:lsdException w:name="Smart Hyperlink" w:semiHidden="1" w:unhideWhenUsed="1"/>
     <w:lsdException w:name="Hashtag" w:semiHidden="1" w:unhideWhenUsed="1"/>
     <w:lsdException w:name="Unresolved Mention" w:semiHidden="1" w:unhideWhenUsed="1"/>
-    <w:lsdException w:name="Smart Link" w:semiHidden="1" w:unhideWhenUsed="1"/>
   </w:latentStyles>
   <w:style w:type="paragraph" w:default="1" w:styleId="Normal">
     <w:name w:val="Normal"/>

--- a/webapp/templates/word/Otro_Si_Alimentacion_11.docx
+++ b/webapp/templates/word/Otro_Si_Alimentacion_11.docx
@@ -1,6 +1,6 @@
 
 <file path=word/document.xml><?xml version="1.0" encoding="utf-8"?>
-<w:document xmlns:wpc="http://schemas.microsoft.com/office/word/2010/wordprocessingCanvas" xmlns:cx="http://schemas.microsoft.com/office/drawing/2014/chartex" xmlns:cx1="http://schemas.microsoft.com/office/drawing/2015/9/8/chartex" xmlns:cx2="http://schemas.microsoft.com/office/drawing/2015/10/21/chartex" xmlns:cx3="http://schemas.microsoft.com/office/drawing/2016/5/9/chartex" xmlns:cx4="http://schemas.microsoft.com/office/drawing/2016/5/10/chartex" xmlns:cx5="http://schemas.microsoft.com/office/drawing/2016/5/11/chartex" xmlns:cx6="http://schemas.microsoft.com/office/drawing/2016/5/12/chartex" xmlns:cx7="http://schemas.microsoft.com/office/drawing/2016/5/13/chartex" xmlns:cx8="http://schemas.microsoft.com/office/drawing/2016/5/14/chartex" xmlns:mc="http://schemas.openxmlformats.org/markup-compatibility/2006" xmlns:aink="http://schemas.microsoft.com/office/drawing/2016/ink" xmlns:am3d="http://schemas.microsoft.com/office/drawing/2017/model3d" xmlns:o="urn:schemas-microsoft-com:office:office" xmlns:r="http://schemas.openxmlformats.org/officeDocument/2006/relationships" xmlns:m="http://schemas.openxmlformats.org/officeDocument/2006/math" xmlns:v="urn:schemas-microsoft-com:vml" xmlns:wp14="http://schemas.microsoft.com/office/word/2010/wordprocessingDrawing" xmlns:wp="http://schemas.openxmlformats.org/drawingml/2006/wordprocessingDrawing" xmlns:w10="urn:schemas-microsoft-com:office:word" xmlns:w="http://schemas.openxmlformats.org/wordprocessingml/2006/main" xmlns:w14="http://schemas.microsoft.com/office/word/2010/wordml" xmlns:w15="http://schemas.microsoft.com/office/word/2012/wordml" xmlns:w16cid="http://schemas.microsoft.com/office/word/2016/wordml/cid" xmlns:w16se="http://schemas.microsoft.com/office/word/2015/wordml/symex" xmlns:wpg="http://schemas.microsoft.com/office/word/2010/wordprocessingGroup" xmlns:wpi="http://schemas.microsoft.com/office/word/2010/wordprocessingInk" xmlns:wne="http://schemas.microsoft.com/office/word/2006/wordml" xmlns:wps="http://schemas.microsoft.com/office/word/2010/wordprocessingShape" mc:Ignorable="w14 w15 w16se w16cid wp14">
+<w:document xmlns:wpc="http://schemas.microsoft.com/office/word/2010/wordprocessingCanvas" xmlns:cx="http://schemas.microsoft.com/office/drawing/2014/chartex" xmlns:cx1="http://schemas.microsoft.com/office/drawing/2015/9/8/chartex" xmlns:cx2="http://schemas.microsoft.com/office/drawing/2015/10/21/chartex" xmlns:cx3="http://schemas.microsoft.com/office/drawing/2016/5/9/chartex" xmlns:cx4="http://schemas.microsoft.com/office/drawing/2016/5/10/chartex" xmlns:cx5="http://schemas.microsoft.com/office/drawing/2016/5/11/chartex" xmlns:cx6="http://schemas.microsoft.com/office/drawing/2016/5/12/chartex" xmlns:cx7="http://schemas.microsoft.com/office/drawing/2016/5/13/chartex" xmlns:cx8="http://schemas.microsoft.com/office/drawing/2016/5/14/chartex" xmlns:mc="http://schemas.openxmlformats.org/markup-compatibility/2006" xmlns:aink="http://schemas.microsoft.com/office/drawing/2016/ink" xmlns:am3d="http://schemas.microsoft.com/office/drawing/2017/model3d" xmlns:o="urn:schemas-microsoft-com:office:office" xmlns:r="http://schemas.openxmlformats.org/officeDocument/2006/relationships" xmlns:m="http://schemas.openxmlformats.org/officeDocument/2006/math" xmlns:v="urn:schemas-microsoft-com:vml" xmlns:wp14="http://schemas.microsoft.com/office/word/2010/wordprocessingDrawing" xmlns:wp="http://schemas.openxmlformats.org/drawingml/2006/wordprocessingDrawing" xmlns:w10="urn:schemas-microsoft-com:office:word" xmlns:w="http://schemas.openxmlformats.org/wordprocessingml/2006/main" xmlns:w14="http://schemas.microsoft.com/office/word/2010/wordml" xmlns:w15="http://schemas.microsoft.com/office/word/2012/wordml" xmlns:w16cex="http://schemas.microsoft.com/office/word/2018/wordml/cex" xmlns:w16cid="http://schemas.microsoft.com/office/word/2016/wordml/cid" xmlns:w16="http://schemas.microsoft.com/office/word/2018/wordml" xmlns:w16sdtdh="http://schemas.microsoft.com/office/word/2020/wordml/sdtdatahash" xmlns:w16se="http://schemas.microsoft.com/office/word/2015/wordml/symex" xmlns:wpg="http://schemas.microsoft.com/office/word/2010/wordprocessingGroup" xmlns:wpi="http://schemas.microsoft.com/office/word/2010/wordprocessingInk" xmlns:wne="http://schemas.microsoft.com/office/word/2006/wordml" xmlns:wps="http://schemas.microsoft.com/office/word/2010/wordprocessingShape" mc:Ignorable="w14 w15 w16se w16cid w16 w16cex w16sdtdh wp14">
   <w:body>
     <w:p>
       <w:pPr>
@@ -72,7 +72,59 @@
           <w:sz w:val="23"/>
           <w:szCs w:val="23"/>
         </w:rPr>
-        <w:t xml:space="preserve">En </w:t>
+        <w:t>En [[</w:t>
+      </w:r>
+      <w:proofErr w:type="spellStart"/>
+      <w:r>
+        <w:rPr>
+          <w:rFonts w:ascii="Calibri" w:eastAsia="Calibri" w:hAnsi="Calibri" w:cs="Calibri"/>
+          <w:sz w:val="23"/>
+          <w:szCs w:val="23"/>
+        </w:rPr>
+        <w:t>Ciudad</w:t>
+      </w:r>
+      <w:r>
+        <w:rPr>
+          <w:rFonts w:ascii="Calibri" w:eastAsia="Calibri" w:hAnsi="Calibri" w:cs="Calibri"/>
+          <w:sz w:val="23"/>
+          <w:szCs w:val="23"/>
+        </w:rPr>
+        <w:t>Firma</w:t>
+      </w:r>
+      <w:proofErr w:type="spellEnd"/>
+      <w:r>
+        <w:rPr>
+          <w:rFonts w:ascii="Calibri" w:eastAsia="Calibri" w:hAnsi="Calibri" w:cs="Calibri"/>
+          <w:sz w:val="23"/>
+          <w:szCs w:val="23"/>
+        </w:rPr>
+        <w:t>]] a los [[</w:t>
+      </w:r>
+      <w:proofErr w:type="spellStart"/>
+      <w:r>
+        <w:rPr>
+          <w:rFonts w:ascii="Calibri" w:eastAsia="Calibri" w:hAnsi="Calibri" w:cs="Calibri"/>
+          <w:sz w:val="23"/>
+          <w:szCs w:val="23"/>
+        </w:rPr>
+        <w:t>FechaLarga</w:t>
+      </w:r>
+      <w:proofErr w:type="spellEnd"/>
+      <w:r>
+        <w:rPr>
+          <w:rFonts w:ascii="Calibri" w:eastAsia="Calibri" w:hAnsi="Calibri" w:cs="Calibri"/>
+          <w:sz w:val="23"/>
+          <w:szCs w:val="23"/>
+        </w:rPr>
+        <w:t>]] se reunieron por una parte [[Nombre]] identificado(a)</w:t>
+      </w:r>
+      <w:r>
+        <w:rPr>
+          <w:rFonts w:ascii="Calibri" w:eastAsia="Calibri" w:hAnsi="Calibri" w:cs="Calibri"/>
+          <w:sz w:val="23"/>
+          <w:szCs w:val="23"/>
+        </w:rPr>
+        <w:t xml:space="preserve"> </w:t>
       </w:r>
       <w:r>
         <w:rPr>
@@ -82,9 +134,16 @@
           <w:sz w:val="23"/>
           <w:szCs w:val="23"/>
         </w:rPr>
-        <w:t>[[</w:t>
-      </w:r>
-      <w:proofErr w:type="spellStart"/>
+        <w:t>CC No</w:t>
+      </w:r>
+      <w:r>
+        <w:rPr>
+          <w:rFonts w:ascii="Calibri" w:eastAsia="Calibri" w:hAnsi="Calibri" w:cs="Calibri"/>
+          <w:sz w:val="23"/>
+          <w:szCs w:val="23"/>
+        </w:rPr>
+        <w:t xml:space="preserve"> </w:t>
+      </w:r>
       <w:r>
         <w:rPr>
           <w:rFonts w:ascii="Calibri" w:eastAsia="Calibri" w:hAnsi="Calibri" w:cs="Calibri"/>
@@ -93,7 +152,15 @@
           <w:sz w:val="23"/>
           <w:szCs w:val="23"/>
         </w:rPr>
-        <w:t>Ciudad</w:t>
+        <w:t xml:space="preserve">[[Cedula]] </w:t>
+      </w:r>
+      <w:r>
+        <w:rPr>
+          <w:rFonts w:ascii="Calibri" w:eastAsia="Calibri" w:hAnsi="Calibri" w:cs="Calibri"/>
+          <w:sz w:val="23"/>
+          <w:szCs w:val="23"/>
+        </w:rPr>
+        <w:t xml:space="preserve">como aparece al pie de su firma y quien actúa en su propio nombre y por la otra, </w:t>
       </w:r>
       <w:r>
         <w:rPr>
@@ -103,9 +170,16 @@
           <w:sz w:val="23"/>
           <w:szCs w:val="23"/>
         </w:rPr>
-        <w:t>Firma</w:t>
-      </w:r>
-      <w:proofErr w:type="spellEnd"/>
+        <w:t>LAURA CRISTINA CERÓN MUÑOZ</w:t>
+      </w:r>
+      <w:r>
+        <w:rPr>
+          <w:rFonts w:ascii="Calibri" w:eastAsia="Calibri" w:hAnsi="Calibri" w:cs="Calibri"/>
+          <w:sz w:val="23"/>
+          <w:szCs w:val="23"/>
+        </w:rPr>
+        <w:t xml:space="preserve"> identificada con la </w:t>
+      </w:r>
       <w:r>
         <w:rPr>
           <w:rFonts w:ascii="Calibri" w:eastAsia="Calibri" w:hAnsi="Calibri" w:cs="Calibri"/>
@@ -114,15 +188,15 @@
           <w:sz w:val="23"/>
           <w:szCs w:val="23"/>
         </w:rPr>
-        <w:t>]]</w:t>
-      </w:r>
-      <w:r>
-        <w:rPr>
-          <w:rFonts w:ascii="Calibri" w:eastAsia="Calibri" w:hAnsi="Calibri" w:cs="Calibri"/>
-          <w:sz w:val="23"/>
-          <w:szCs w:val="23"/>
-        </w:rPr>
-        <w:t xml:space="preserve"> a los </w:t>
+        <w:t>CC No. 52.705.312</w:t>
+      </w:r>
+      <w:r>
+        <w:rPr>
+          <w:rFonts w:ascii="Calibri" w:eastAsia="Calibri" w:hAnsi="Calibri" w:cs="Calibri"/>
+          <w:sz w:val="23"/>
+          <w:szCs w:val="23"/>
+        </w:rPr>
+        <w:t xml:space="preserve"> y quien actúa en representación de </w:t>
       </w:r>
       <w:r>
         <w:rPr>
@@ -132,9 +206,38 @@
           <w:sz w:val="23"/>
           <w:szCs w:val="23"/>
         </w:rPr>
-        <w:t>[[</w:t>
-      </w:r>
-      <w:proofErr w:type="spellStart"/>
+        <w:t>DIACO S.A.,</w:t>
+      </w:r>
+      <w:r>
+        <w:rPr>
+          <w:rFonts w:ascii="Calibri" w:eastAsia="Calibri" w:hAnsi="Calibri" w:cs="Calibri"/>
+          <w:sz w:val="23"/>
+          <w:szCs w:val="23"/>
+        </w:rPr>
+        <w:t xml:space="preserve"> con el fin de suscribir un acuerdo provisto de las siguientes cláusulas:</w:t>
+      </w:r>
+    </w:p>
+    <w:p>
+      <w:pPr>
+        <w:spacing w:line="240" w:lineRule="auto"/>
+        <w:jc w:val="both"/>
+        <w:rPr>
+          <w:rFonts w:ascii="Calibri" w:eastAsia="Calibri" w:hAnsi="Calibri" w:cs="Calibri"/>
+          <w:sz w:val="23"/>
+          <w:szCs w:val="23"/>
+        </w:rPr>
+      </w:pPr>
+    </w:p>
+    <w:p>
+      <w:pPr>
+        <w:spacing w:line="240" w:lineRule="auto"/>
+        <w:jc w:val="both"/>
+        <w:rPr>
+          <w:rFonts w:ascii="Calibri" w:eastAsia="Calibri" w:hAnsi="Calibri" w:cs="Calibri"/>
+          <w:sz w:val="23"/>
+          <w:szCs w:val="23"/>
+        </w:rPr>
+      </w:pPr>
       <w:r>
         <w:rPr>
           <w:rFonts w:ascii="Calibri" w:eastAsia="Calibri" w:hAnsi="Calibri" w:cs="Calibri"/>
@@ -143,45 +246,101 @@
           <w:sz w:val="23"/>
           <w:szCs w:val="23"/>
         </w:rPr>
-        <w:t>FechaLarga</w:t>
-      </w:r>
-      <w:proofErr w:type="spellEnd"/>
+        <w:t>PRIMERA:</w:t>
+      </w:r>
+      <w:r>
+        <w:rPr>
+          <w:rFonts w:ascii="Calibri" w:eastAsia="Calibri" w:hAnsi="Calibri" w:cs="Calibri"/>
+          <w:sz w:val="23"/>
+          <w:szCs w:val="23"/>
+        </w:rPr>
+        <w:t xml:space="preserve"> El empleador de mera liberalidad y como parte de su política de bienestar otorga al trabajador un   auxilio de alimentación. </w:t>
+      </w:r>
+    </w:p>
+    <w:p>
+      <w:pPr>
+        <w:spacing w:line="240" w:lineRule="auto"/>
+        <w:jc w:val="both"/>
+        <w:rPr>
+          <w:rFonts w:ascii="Calibri" w:eastAsia="Calibri" w:hAnsi="Calibri" w:cs="Calibri"/>
+          <w:sz w:val="23"/>
+          <w:szCs w:val="23"/>
+        </w:rPr>
+      </w:pPr>
+    </w:p>
+    <w:p>
+      <w:pPr>
+        <w:spacing w:line="240" w:lineRule="auto"/>
+        <w:jc w:val="both"/>
+        <w:rPr>
+          <w:rFonts w:ascii="Calibri" w:eastAsia="Calibri" w:hAnsi="Calibri" w:cs="Calibri"/>
+          <w:sz w:val="23"/>
+          <w:szCs w:val="23"/>
+        </w:rPr>
+      </w:pPr>
+      <w:r>
+        <w:rPr>
+          <w:rFonts w:ascii="Calibri" w:eastAsia="Calibri" w:hAnsi="Calibri" w:cs="Calibri"/>
+          <w:sz w:val="23"/>
+          <w:szCs w:val="23"/>
+        </w:rPr>
+        <w:t xml:space="preserve">Con esta finalidad, las partes han convenido que por cada día laborado el trabajador recibe un valor de </w:t>
+      </w:r>
       <w:r>
         <w:rPr>
           <w:rFonts w:ascii="Calibri" w:eastAsia="Calibri" w:hAnsi="Calibri" w:cs="Calibri"/>
           <w:b/>
           <w:bCs/>
-          <w:sz w:val="23"/>
-          <w:szCs w:val="23"/>
-        </w:rPr>
-        <w:t>]]</w:t>
-      </w:r>
-      <w:r>
-        <w:rPr>
-          <w:rFonts w:ascii="Calibri" w:eastAsia="Calibri" w:hAnsi="Calibri" w:cs="Calibri"/>
-          <w:sz w:val="23"/>
-          <w:szCs w:val="23"/>
-        </w:rPr>
-        <w:t xml:space="preserve"> se reunieron por una parte </w:t>
+        </w:rPr>
+        <w:t>ONCE MIL QUINIENTOS PESOS 00/100 MCTE. ($11.500,00)</w:t>
       </w:r>
       <w:r>
         <w:rPr>
           <w:rFonts w:ascii="Calibri" w:eastAsia="Calibri" w:hAnsi="Calibri" w:cs="Calibri"/>
           <w:b/>
           <w:bCs/>
-          <w:sz w:val="23"/>
-          <w:szCs w:val="23"/>
-        </w:rPr>
-        <w:t>[[Nombre]]</w:t>
-      </w:r>
-      <w:r>
-        <w:rPr>
-          <w:rFonts w:ascii="Calibri" w:eastAsia="Calibri" w:hAnsi="Calibri" w:cs="Calibri"/>
-          <w:sz w:val="23"/>
-          <w:szCs w:val="23"/>
-        </w:rPr>
-        <w:t xml:space="preserve"> identificado(a) </w:t>
-      </w:r>
+        </w:rPr>
+        <w:t xml:space="preserve"> </w:t>
+      </w:r>
+      <w:r>
+        <w:rPr>
+          <w:rFonts w:ascii="Calibri" w:eastAsia="Calibri" w:hAnsi="Calibri" w:cs="Calibri"/>
+          <w:sz w:val="23"/>
+          <w:szCs w:val="23"/>
+        </w:rPr>
+        <w:t>por día trabajado, por medio de una tarjeta recargable con la cual podrá acceder a comprar alimentos en los establecimientos que tengan y acepten el convenio con la entidad expendedora de las tarjetas</w:t>
+      </w:r>
+      <w:r>
+        <w:rPr>
+          <w:rFonts w:ascii="Calibri" w:eastAsia="Calibri" w:hAnsi="Calibri" w:cs="Calibri"/>
+          <w:sz w:val="23"/>
+          <w:szCs w:val="23"/>
+        </w:rPr>
+        <w:t>.</w:t>
+      </w:r>
+    </w:p>
+    <w:p>
+      <w:pPr>
+        <w:spacing w:line="240" w:lineRule="auto"/>
+        <w:jc w:val="both"/>
+        <w:rPr>
+          <w:rFonts w:ascii="Calibri" w:eastAsia="Calibri" w:hAnsi="Calibri" w:cs="Calibri"/>
+          <w:color w:val="FF0000"/>
+          <w:sz w:val="23"/>
+          <w:szCs w:val="23"/>
+        </w:rPr>
+      </w:pPr>
+    </w:p>
+    <w:p>
+      <w:pPr>
+        <w:spacing w:line="240" w:lineRule="auto"/>
+        <w:jc w:val="both"/>
+        <w:rPr>
+          <w:rFonts w:ascii="Calibri" w:eastAsia="Calibri" w:hAnsi="Calibri" w:cs="Calibri"/>
+          <w:sz w:val="23"/>
+          <w:szCs w:val="23"/>
+        </w:rPr>
+      </w:pPr>
       <w:r>
         <w:rPr>
           <w:rFonts w:ascii="Calibri" w:eastAsia="Calibri" w:hAnsi="Calibri" w:cs="Calibri"/>
@@ -190,16 +349,38 @@
           <w:sz w:val="23"/>
           <w:szCs w:val="23"/>
         </w:rPr>
-        <w:t>CC No</w:t>
-      </w:r>
-      <w:r>
-        <w:rPr>
-          <w:rFonts w:ascii="Calibri" w:eastAsia="Calibri" w:hAnsi="Calibri" w:cs="Calibri"/>
-          <w:sz w:val="23"/>
-          <w:szCs w:val="23"/>
-        </w:rPr>
-        <w:t xml:space="preserve"> </w:t>
-      </w:r>
+        <w:t>SEGUNDA:</w:t>
+      </w:r>
+      <w:r>
+        <w:rPr>
+          <w:rFonts w:ascii="Calibri" w:eastAsia="Calibri" w:hAnsi="Calibri" w:cs="Calibri"/>
+          <w:sz w:val="23"/>
+          <w:szCs w:val="23"/>
+        </w:rPr>
+        <w:t xml:space="preserve"> Las partes convienen y así lo hacen constar que el beneficio extralegal que mediante este acuerdo se otorga, en tanto constituye un subsidio de alimentación que no tiene por finalidad retribuir de manera directa el servicio, no constituye salario para ningún efecto legal conforme a lo estipulado en el artículo 15 de la Ley 50 de 1990. </w:t>
+      </w:r>
+    </w:p>
+    <w:p>
+      <w:pPr>
+        <w:spacing w:line="240" w:lineRule="auto"/>
+        <w:jc w:val="both"/>
+        <w:rPr>
+          <w:rFonts w:ascii="Calibri" w:eastAsia="Calibri" w:hAnsi="Calibri" w:cs="Calibri"/>
+          <w:sz w:val="23"/>
+          <w:szCs w:val="23"/>
+        </w:rPr>
+      </w:pPr>
+    </w:p>
+    <w:p>
+      <w:pPr>
+        <w:spacing w:line="240" w:lineRule="auto"/>
+        <w:jc w:val="both"/>
+        <w:rPr>
+          <w:rFonts w:ascii="Calibri" w:eastAsia="Calibri" w:hAnsi="Calibri" w:cs="Calibri"/>
+          <w:sz w:val="23"/>
+          <w:szCs w:val="23"/>
+        </w:rPr>
+      </w:pPr>
       <w:r>
         <w:rPr>
           <w:rFonts w:ascii="Calibri" w:eastAsia="Calibri" w:hAnsi="Calibri" w:cs="Calibri"/>
@@ -208,245 +389,6 @@
           <w:sz w:val="23"/>
           <w:szCs w:val="23"/>
         </w:rPr>
-        <w:t xml:space="preserve">[[Cedula]] </w:t>
-      </w:r>
-      <w:r>
-        <w:rPr>
-          <w:rFonts w:ascii="Calibri" w:eastAsia="Calibri" w:hAnsi="Calibri" w:cs="Calibri"/>
-          <w:sz w:val="23"/>
-          <w:szCs w:val="23"/>
-        </w:rPr>
-        <w:t xml:space="preserve">como aparece al pie de su firma y quien actúa en su propio nombre y por la otra, </w:t>
-      </w:r>
-      <w:r>
-        <w:rPr>
-          <w:rFonts w:ascii="Calibri" w:eastAsia="Calibri" w:hAnsi="Calibri" w:cs="Calibri"/>
-          <w:b/>
-          <w:bCs/>
-          <w:sz w:val="23"/>
-          <w:szCs w:val="23"/>
-        </w:rPr>
-        <w:t>LAURA CRISTINA CERÓN MUÑOZ</w:t>
-      </w:r>
-      <w:r>
-        <w:rPr>
-          <w:rFonts w:ascii="Calibri" w:eastAsia="Calibri" w:hAnsi="Calibri" w:cs="Calibri"/>
-          <w:sz w:val="23"/>
-          <w:szCs w:val="23"/>
-        </w:rPr>
-        <w:t xml:space="preserve"> identificada con la </w:t>
-      </w:r>
-      <w:r>
-        <w:rPr>
-          <w:rFonts w:ascii="Calibri" w:eastAsia="Calibri" w:hAnsi="Calibri" w:cs="Calibri"/>
-          <w:b/>
-          <w:bCs/>
-          <w:sz w:val="23"/>
-          <w:szCs w:val="23"/>
-        </w:rPr>
-        <w:t>CC No. 52.705.312</w:t>
-      </w:r>
-      <w:r>
-        <w:rPr>
-          <w:rFonts w:ascii="Calibri" w:eastAsia="Calibri" w:hAnsi="Calibri" w:cs="Calibri"/>
-          <w:sz w:val="23"/>
-          <w:szCs w:val="23"/>
-        </w:rPr>
-        <w:t xml:space="preserve"> y quien actúa en representación de </w:t>
-      </w:r>
-      <w:r>
-        <w:rPr>
-          <w:rFonts w:ascii="Calibri" w:eastAsia="Calibri" w:hAnsi="Calibri" w:cs="Calibri"/>
-          <w:b/>
-          <w:bCs/>
-          <w:sz w:val="23"/>
-          <w:szCs w:val="23"/>
-        </w:rPr>
-        <w:t>DIACO S.A.,</w:t>
-      </w:r>
-      <w:r>
-        <w:rPr>
-          <w:rFonts w:ascii="Calibri" w:eastAsia="Calibri" w:hAnsi="Calibri" w:cs="Calibri"/>
-          <w:sz w:val="23"/>
-          <w:szCs w:val="23"/>
-        </w:rPr>
-        <w:t xml:space="preserve"> con el fin de suscribir un acuerdo provisto de las siguientes cláusulas:</w:t>
-      </w:r>
-    </w:p>
-    <w:p>
-      <w:pPr>
-        <w:spacing w:line="240" w:lineRule="auto"/>
-        <w:jc w:val="both"/>
-        <w:rPr>
-          <w:rFonts w:ascii="Calibri" w:eastAsia="Calibri" w:hAnsi="Calibri" w:cs="Calibri"/>
-          <w:sz w:val="23"/>
-          <w:szCs w:val="23"/>
-        </w:rPr>
-      </w:pPr>
-    </w:p>
-    <w:p>
-      <w:pPr>
-        <w:spacing w:line="240" w:lineRule="auto"/>
-        <w:jc w:val="both"/>
-        <w:rPr>
-          <w:rFonts w:ascii="Calibri" w:eastAsia="Calibri" w:hAnsi="Calibri" w:cs="Calibri"/>
-          <w:sz w:val="23"/>
-          <w:szCs w:val="23"/>
-        </w:rPr>
-      </w:pPr>
-      <w:r>
-        <w:rPr>
-          <w:rFonts w:ascii="Calibri" w:eastAsia="Calibri" w:hAnsi="Calibri" w:cs="Calibri"/>
-          <w:b/>
-          <w:bCs/>
-          <w:sz w:val="23"/>
-          <w:szCs w:val="23"/>
-        </w:rPr>
-        <w:t>PRIMERA:</w:t>
-      </w:r>
-      <w:r>
-        <w:rPr>
-          <w:rFonts w:ascii="Calibri" w:eastAsia="Calibri" w:hAnsi="Calibri" w:cs="Calibri"/>
-          <w:sz w:val="23"/>
-          <w:szCs w:val="23"/>
-        </w:rPr>
-        <w:t xml:space="preserve"> El empleador de mera liberalidad y como parte de su política de bienestar otorga al trabajador un   auxilio de alimentación. </w:t>
-      </w:r>
-    </w:p>
-    <w:p>
-      <w:pPr>
-        <w:spacing w:line="240" w:lineRule="auto"/>
-        <w:jc w:val="both"/>
-        <w:rPr>
-          <w:rFonts w:ascii="Calibri" w:eastAsia="Calibri" w:hAnsi="Calibri" w:cs="Calibri"/>
-          <w:sz w:val="23"/>
-          <w:szCs w:val="23"/>
-        </w:rPr>
-      </w:pPr>
-    </w:p>
-    <w:p>
-      <w:pPr>
-        <w:spacing w:line="240" w:lineRule="auto"/>
-        <w:jc w:val="both"/>
-        <w:rPr>
-          <w:rFonts w:ascii="Calibri" w:eastAsia="Calibri" w:hAnsi="Calibri" w:cs="Calibri"/>
-          <w:sz w:val="23"/>
-          <w:szCs w:val="23"/>
-        </w:rPr>
-      </w:pPr>
-      <w:r>
-        <w:rPr>
-          <w:rFonts w:ascii="Calibri" w:eastAsia="Calibri" w:hAnsi="Calibri" w:cs="Calibri"/>
-          <w:sz w:val="23"/>
-          <w:szCs w:val="23"/>
-        </w:rPr>
-        <w:t xml:space="preserve">Con esta finalidad, las partes han convenido que por cada día laborado el trabajador recibe un valor de </w:t>
-      </w:r>
-      <w:r>
-        <w:rPr>
-          <w:rFonts w:ascii="Calibri" w:eastAsia="Calibri" w:hAnsi="Calibri" w:cs="Calibri"/>
-          <w:b/>
-          <w:bCs/>
-        </w:rPr>
-        <w:t>ONCE MIL QUINIENTOS PESOS 00/100 MCTE. ($11.500,00)</w:t>
-      </w:r>
-      <w:r>
-        <w:rPr>
-          <w:rFonts w:ascii="Calibri" w:eastAsia="Calibri" w:hAnsi="Calibri" w:cs="Calibri"/>
-          <w:b/>
-          <w:bCs/>
-        </w:rPr>
-        <w:t xml:space="preserve"> </w:t>
-      </w:r>
-      <w:bookmarkStart w:id="0" w:name="_GoBack"/>
-      <w:bookmarkEnd w:id="0"/>
-      <w:r>
-        <w:rPr>
-          <w:rFonts w:ascii="Calibri" w:eastAsia="Calibri" w:hAnsi="Calibri" w:cs="Calibri"/>
-          <w:sz w:val="23"/>
-          <w:szCs w:val="23"/>
-        </w:rPr>
-        <w:t>por día trabajado, por medio de una tarjeta recargable con la cual podrá acceder a comprar alimentos en los establecimientos que tengan y acepten el convenio con la entidad expendedora de las tarjetas</w:t>
-      </w:r>
-      <w:r>
-        <w:rPr>
-          <w:rFonts w:ascii="Calibri" w:eastAsia="Calibri" w:hAnsi="Calibri" w:cs="Calibri"/>
-          <w:sz w:val="23"/>
-          <w:szCs w:val="23"/>
-        </w:rPr>
-        <w:t>.</w:t>
-      </w:r>
-    </w:p>
-    <w:p>
-      <w:pPr>
-        <w:spacing w:line="240" w:lineRule="auto"/>
-        <w:jc w:val="both"/>
-        <w:rPr>
-          <w:rFonts w:ascii="Calibri" w:eastAsia="Calibri" w:hAnsi="Calibri" w:cs="Calibri"/>
-          <w:color w:val="FF0000"/>
-          <w:sz w:val="23"/>
-          <w:szCs w:val="23"/>
-        </w:rPr>
-      </w:pPr>
-    </w:p>
-    <w:p>
-      <w:pPr>
-        <w:spacing w:line="240" w:lineRule="auto"/>
-        <w:jc w:val="both"/>
-        <w:rPr>
-          <w:rFonts w:ascii="Calibri" w:eastAsia="Calibri" w:hAnsi="Calibri" w:cs="Calibri"/>
-          <w:sz w:val="23"/>
-          <w:szCs w:val="23"/>
-        </w:rPr>
-      </w:pPr>
-      <w:r>
-        <w:rPr>
-          <w:rFonts w:ascii="Calibri" w:eastAsia="Calibri" w:hAnsi="Calibri" w:cs="Calibri"/>
-          <w:b/>
-          <w:bCs/>
-          <w:sz w:val="23"/>
-          <w:szCs w:val="23"/>
-        </w:rPr>
-        <w:t>SEGUNDA:</w:t>
-      </w:r>
-      <w:r>
-        <w:rPr>
-          <w:rFonts w:ascii="Calibri" w:eastAsia="Calibri" w:hAnsi="Calibri" w:cs="Calibri"/>
-          <w:sz w:val="23"/>
-          <w:szCs w:val="23"/>
-        </w:rPr>
-        <w:t xml:space="preserve"> Las partes convienen y así lo hacen constar que el beneficio extralegal que mediante este acuerdo se otorga, en tanto constituye un subsidio de alimentación que no tiene por finalidad retribuir de manera directa el servicio, no constituye salario para ningún efecto legal conforme a lo estipulado en el artículo 15 de la Ley 50 de 1990. </w:t>
-      </w:r>
-    </w:p>
-    <w:p>
-      <w:pPr>
-        <w:spacing w:line="240" w:lineRule="auto"/>
-        <w:jc w:val="both"/>
-        <w:rPr>
-          <w:rFonts w:ascii="Calibri" w:eastAsia="Calibri" w:hAnsi="Calibri" w:cs="Calibri"/>
-          <w:sz w:val="23"/>
-          <w:szCs w:val="23"/>
-        </w:rPr>
-      </w:pPr>
-    </w:p>
-    <w:p>
-      <w:pPr>
-        <w:spacing w:line="240" w:lineRule="auto"/>
-        <w:jc w:val="both"/>
-        <w:rPr>
-          <w:rFonts w:ascii="Calibri" w:eastAsia="Calibri" w:hAnsi="Calibri" w:cs="Calibri"/>
-          <w:sz w:val="23"/>
-          <w:szCs w:val="23"/>
-        </w:rPr>
-      </w:pPr>
-      <w:r>
-        <w:rPr>
-          <w:rFonts w:ascii="Calibri" w:eastAsia="Calibri" w:hAnsi="Calibri" w:cs="Calibri"/>
-          <w:b/>
-          <w:bCs/>
-          <w:sz w:val="23"/>
-          <w:szCs w:val="23"/>
-        </w:rPr>
         <w:t>TERCERA:</w:t>
       </w:r>
       <w:r>
@@ -526,24 +468,12 @@
           <w:sz w:val="23"/>
           <w:szCs w:val="23"/>
         </w:rPr>
-        <w:t xml:space="preserve">En constancia se firma en la ciudad de </w:t>
-      </w:r>
-      <w:r>
-        <w:rPr>
-          <w:rFonts w:ascii="Calibri" w:eastAsia="Calibri" w:hAnsi="Calibri" w:cs="Calibri"/>
-          <w:b/>
-          <w:bCs/>
-          <w:sz w:val="23"/>
-          <w:szCs w:val="23"/>
-        </w:rPr>
-        <w:t>[[</w:t>
+        <w:t>En constancia se firma en la ciudad de [[</w:t>
       </w:r>
       <w:proofErr w:type="spellStart"/>
       <w:r>
         <w:rPr>
           <w:rFonts w:ascii="Calibri" w:eastAsia="Calibri" w:hAnsi="Calibri" w:cs="Calibri"/>
-          <w:b/>
-          <w:bCs/>
           <w:sz w:val="23"/>
           <w:szCs w:val="23"/>
         </w:rPr>
@@ -552,8 +482,6 @@
       <w:r>
         <w:rPr>
           <w:rFonts w:ascii="Calibri" w:eastAsia="Calibri" w:hAnsi="Calibri" w:cs="Calibri"/>
-          <w:b/>
-          <w:bCs/>
           <w:sz w:val="23"/>
           <w:szCs w:val="23"/>
         </w:rPr>
@@ -563,37 +491,15 @@
       <w:r>
         <w:rPr>
           <w:rFonts w:ascii="Calibri" w:eastAsia="Calibri" w:hAnsi="Calibri" w:cs="Calibri"/>
-          <w:b/>
-          <w:bCs/>
-          <w:sz w:val="23"/>
-          <w:szCs w:val="23"/>
-        </w:rPr>
-        <w:t>]]</w:t>
-      </w:r>
-      <w:r>
-        <w:rPr>
-          <w:rFonts w:ascii="Calibri" w:eastAsia="Calibri" w:hAnsi="Calibri" w:cs="Calibri"/>
-          <w:sz w:val="23"/>
-          <w:szCs w:val="23"/>
-        </w:rPr>
-        <w:t xml:space="preserve"> a los </w:t>
-      </w:r>
-      <w:r>
-        <w:rPr>
-          <w:rFonts w:ascii="Calibri" w:eastAsia="Calibri" w:hAnsi="Calibri" w:cs="Calibri"/>
-          <w:b/>
-          <w:bCs/>
-          <w:sz w:val="23"/>
-          <w:szCs w:val="23"/>
-        </w:rPr>
-        <w:t>[[</w:t>
+          <w:sz w:val="23"/>
+          <w:szCs w:val="23"/>
+        </w:rPr>
+        <w:t>]] a los [[</w:t>
       </w:r>
       <w:proofErr w:type="spellStart"/>
       <w:r>
         <w:rPr>
           <w:rFonts w:ascii="Calibri" w:eastAsia="Calibri" w:hAnsi="Calibri" w:cs="Calibri"/>
-          <w:b/>
-          <w:bCs/>
           <w:sz w:val="23"/>
           <w:szCs w:val="23"/>
         </w:rPr>
@@ -603,8 +509,6 @@
       <w:r>
         <w:rPr>
           <w:rFonts w:ascii="Calibri" w:eastAsia="Calibri" w:hAnsi="Calibri" w:cs="Calibri"/>
-          <w:b/>
-          <w:bCs/>
           <w:sz w:val="23"/>
           <w:szCs w:val="23"/>
         </w:rPr>
@@ -614,8 +518,6 @@
       <w:r>
         <w:rPr>
           <w:rFonts w:ascii="Calibri" w:eastAsia="Calibri" w:hAnsi="Calibri" w:cs="Calibri"/>
-          <w:b/>
-          <w:bCs/>
           <w:sz w:val="23"/>
           <w:szCs w:val="23"/>
         </w:rPr>
@@ -825,42 +727,30 @@
       <w:r>
         <w:rPr>
           <w:rFonts w:ascii="Calibri" w:eastAsia="Calibri" w:hAnsi="Calibri" w:cs="Calibri"/>
+          <w:sz w:val="21"/>
+          <w:szCs w:val="21"/>
+        </w:rPr>
+        <w:t>[[Cedula]]</w:t>
+      </w:r>
+    </w:p>
+    <w:p>
+      <w:pPr>
+        <w:spacing w:line="240" w:lineRule="auto"/>
+        <w:rPr>
+          <w:rFonts w:ascii="Calibri" w:eastAsia="Calibri" w:hAnsi="Calibri" w:cs="Calibri"/>
+          <w:sz w:val="23"/>
+          <w:szCs w:val="23"/>
+        </w:rPr>
+      </w:pPr>
+      <w:r>
+        <w:rPr>
+          <w:rFonts w:ascii="Calibri" w:eastAsia="Calibri" w:hAnsi="Calibri" w:cs="Calibri"/>
           <w:b/>
           <w:bCs/>
-          <w:sz w:val="21"/>
-          <w:szCs w:val="21"/>
-        </w:rPr>
-        <w:t>[[Cedula]]</w:t>
-      </w:r>
-    </w:p>
-    <w:p>
-      <w:pPr>
-        <w:spacing w:line="240" w:lineRule="auto"/>
-        <w:rPr>
-          <w:rFonts w:ascii="Calibri" w:eastAsia="Calibri" w:hAnsi="Calibri" w:cs="Calibri"/>
-          <w:sz w:val="23"/>
-          <w:szCs w:val="23"/>
-        </w:rPr>
-      </w:pPr>
-      <w:r>
-        <w:rPr>
-          <w:rFonts w:ascii="Calibri" w:eastAsia="Calibri" w:hAnsi="Calibri" w:cs="Calibri"/>
-          <w:b/>
-          <w:bCs/>
-          <w:sz w:val="23"/>
-          <w:szCs w:val="23"/>
-        </w:rPr>
-        <w:t xml:space="preserve">Representante </w:t>
-      </w:r>
-      <w:r>
-        <w:rPr>
-          <w:rFonts w:ascii="Calibri" w:eastAsia="Calibri" w:hAnsi="Calibri" w:cs="Calibri"/>
-          <w:b/>
-          <w:bCs/>
-          <w:sz w:val="23"/>
-          <w:szCs w:val="23"/>
-        </w:rPr>
-        <w:t>Legal</w:t>
+          <w:sz w:val="23"/>
+          <w:szCs w:val="23"/>
+        </w:rPr>
+        <w:t>Representante</w:t>
       </w:r>
     </w:p>
     <w:p>
@@ -881,7 +771,7 @@
 </file>
 
 <file path=word/styles.xml><?xml version="1.0" encoding="utf-8"?>
-<w:styles xmlns:mc="http://schemas.openxmlformats.org/markup-compatibility/2006" xmlns:r="http://schemas.openxmlformats.org/officeDocument/2006/relationships" xmlns:w="http://schemas.openxmlformats.org/wordprocessingml/2006/main" xmlns:w14="http://schemas.microsoft.com/office/word/2010/wordml" xmlns:w15="http://schemas.microsoft.com/office/word/2012/wordml" xmlns:w16cid="http://schemas.microsoft.com/office/word/2016/wordml/cid" xmlns:w16se="http://schemas.microsoft.com/office/word/2015/wordml/symex" mc:Ignorable="w14 w15 w16se w16cid">
+<w:styles xmlns:mc="http://schemas.openxmlformats.org/markup-compatibility/2006" xmlns:r="http://schemas.openxmlformats.org/officeDocument/2006/relationships" xmlns:w="http://schemas.openxmlformats.org/wordprocessingml/2006/main" xmlns:w14="http://schemas.microsoft.com/office/word/2010/wordml" xmlns:w15="http://schemas.microsoft.com/office/word/2012/wordml" xmlns:w16cex="http://schemas.microsoft.com/office/word/2018/wordml/cex" xmlns:w16cid="http://schemas.microsoft.com/office/word/2016/wordml/cid" xmlns:w16="http://schemas.microsoft.com/office/word/2018/wordml" xmlns:w16sdtdh="http://schemas.microsoft.com/office/word/2020/wordml/sdtdatahash" xmlns:w16se="http://schemas.microsoft.com/office/word/2015/wordml/symex" mc:Ignorable="w14 w15 w16se w16cid w16 w16cex w16sdtdh">
   <w:docDefaults>
     <w:rPrDefault>
       <w:rPr>
@@ -897,7 +787,7 @@
       </w:pPr>
     </w:pPrDefault>
   </w:docDefaults>
-  <w:latentStyles w:defLockedState="0" w:defUIPriority="99" w:defSemiHidden="0" w:defUnhideWhenUsed="0" w:defQFormat="0" w:count="375">
+  <w:latentStyles w:defLockedState="0" w:defUIPriority="99" w:defSemiHidden="0" w:defUnhideWhenUsed="0" w:defQFormat="0" w:count="376">
     <w:lsdException w:name="Normal" w:uiPriority="0" w:qFormat="1"/>
     <w:lsdException w:name="heading 1" w:uiPriority="9" w:qFormat="1"/>
     <w:lsdException w:name="heading 2" w:semiHidden="1" w:uiPriority="9" w:unhideWhenUsed="1" w:qFormat="1"/>
@@ -1003,7 +893,6 @@
     <w:lsdException w:name="HTML Sample" w:semiHidden="1" w:unhideWhenUsed="1"/>
     <w:lsdException w:name="HTML Typewriter" w:semiHidden="1" w:unhideWhenUsed="1"/>
     <w:lsdException w:name="HTML Variable" w:semiHidden="1" w:unhideWhenUsed="1"/>
-    <w:lsdException w:name="Normal Table" w:semiHidden="1" w:unhideWhenUsed="1"/>
     <w:lsdException w:name="annotation subject" w:semiHidden="1" w:unhideWhenUsed="1"/>
     <w:lsdException w:name="No List" w:semiHidden="1" w:unhideWhenUsed="1"/>
     <w:lsdException w:name="Outline List 1" w:semiHidden="1" w:unhideWhenUsed="1"/>
@@ -1050,10 +939,8 @@
     <w:lsdException w:name="Table Subtle 2" w:semiHidden="1" w:unhideWhenUsed="1"/>
     <w:lsdException w:name="Table Web 1" w:semiHidden="1" w:unhideWhenUsed="1"/>
     <w:lsdException w:name="Table Web 2" w:semiHidden="1" w:unhideWhenUsed="1"/>
-    <w:lsdException w:name="Table Web 3" w:semiHidden="1" w:unhideWhenUsed="1"/>
     <w:lsdException w:name="Balloon Text" w:semiHidden="1" w:unhideWhenUsed="1"/>
     <w:lsdException w:name="Table Grid" w:uiPriority="39"/>
-    <w:lsdException w:name="Table Theme" w:semiHidden="1" w:unhideWhenUsed="1"/>
     <w:lsdException w:name="Placeholder Text" w:semiHidden="1"/>
     <w:lsdException w:name="No Spacing" w:uiPriority="1" w:qFormat="1"/>
     <w:lsdException w:name="Light Shading" w:uiPriority="60"/>
@@ -1273,6 +1160,7 @@
     <w:lsdException w:name="Smart Hyperlink" w:semiHidden="1" w:unhideWhenUsed="1"/>
     <w:lsdException w:name="Hashtag" w:semiHidden="1" w:unhideWhenUsed="1"/>
     <w:lsdException w:name="Unresolved Mention" w:semiHidden="1" w:unhideWhenUsed="1"/>
+    <w:lsdException w:name="Smart Link" w:semiHidden="1" w:unhideWhenUsed="1"/>
   </w:latentStyles>
   <w:style w:type="paragraph" w:default="1" w:styleId="Normal">
     <w:name w:val="Normal"/>

--- a/webapp/templates/word/Otro_Si_Alimentacion_11.docx
+++ b/webapp/templates/word/Otro_Si_Alimentacion_11.docx
@@ -468,7 +468,7 @@
           <w:sz w:val="23"/>
           <w:szCs w:val="23"/>
         </w:rPr>
-        <w:t>En constancia se firma en la ciudad de [[</w:t>
+        <w:t>En constancia se firma en [[</w:t>
       </w:r>
       <w:proofErr w:type="spellStart"/>
       <w:r>
@@ -477,15 +477,7 @@
           <w:sz w:val="23"/>
           <w:szCs w:val="23"/>
         </w:rPr>
-        <w:t>Ciudad</w:t>
-      </w:r>
-      <w:r>
-        <w:rPr>
-          <w:rFonts w:ascii="Calibri" w:eastAsia="Calibri" w:hAnsi="Calibri" w:cs="Calibri"/>
-          <w:sz w:val="23"/>
-          <w:szCs w:val="23"/>
-        </w:rPr>
-        <w:t>Firma</w:t>
+        <w:t>CiudadFirma</w:t>
       </w:r>
       <w:proofErr w:type="spellEnd"/>
       <w:r>
@@ -512,18 +504,27 @@
           <w:sz w:val="23"/>
           <w:szCs w:val="23"/>
         </w:rPr>
-        <w:t>]</w:t>
-      </w:r>
-      <w:proofErr w:type="gramStart"/>
-      <w:r>
-        <w:rPr>
-          <w:rFonts w:ascii="Calibri" w:eastAsia="Calibri" w:hAnsi="Calibri" w:cs="Calibri"/>
-          <w:sz w:val="23"/>
-          <w:szCs w:val="23"/>
-        </w:rPr>
-        <w:t>] .</w:t>
-      </w:r>
-      <w:proofErr w:type="gramEnd"/>
+        <w:t>]]</w:t>
+      </w:r>
+      <w:r>
+        <w:rPr>
+          <w:rFonts w:ascii="Calibri" w:eastAsia="Calibri" w:hAnsi="Calibri" w:cs="Calibri"/>
+          <w:sz w:val="23"/>
+          <w:szCs w:val="23"/>
+        </w:rPr>
+        <w:t>.</w:t>
+      </w:r>
+    </w:p>
+    <w:p>
+      <w:pPr>
+        <w:spacing w:line="240" w:lineRule="auto"/>
+        <w:jc w:val="both"/>
+        <w:rPr>
+          <w:rFonts w:ascii="Calibri" w:eastAsia="Calibri" w:hAnsi="Calibri" w:cs="Calibri"/>
+          <w:sz w:val="23"/>
+          <w:szCs w:val="23"/>
+        </w:rPr>
+      </w:pPr>
     </w:p>
     <w:p>
       <w:pPr>
@@ -611,10 +612,153 @@
       <w:r>
         <w:rPr>
           <w:rFonts w:ascii="Calibri" w:eastAsia="Calibri" w:hAnsi="Calibri" w:cs="Calibri"/>
-          <w:sz w:val="23"/>
-          <w:szCs w:val="23"/>
-        </w:rPr>
-        <w:t xml:space="preserve">                                         </w:t>
+          <w:noProof/>
+          <w:sz w:val="23"/>
+          <w:szCs w:val="23"/>
+        </w:rPr>
+        <mc:AlternateContent>
+          <mc:Choice Requires="wps">
+            <w:drawing>
+              <wp:anchor distT="0" distB="0" distL="114300" distR="114300" simplePos="0" relativeHeight="251659264" behindDoc="0" locked="0" layoutInCell="1" allowOverlap="1" wp14:anchorId="5A8FF645" wp14:editId="035D3301">
+                <wp:simplePos x="0" y="0"/>
+                <wp:positionH relativeFrom="column">
+                  <wp:posOffset>2771775</wp:posOffset>
+                </wp:positionH>
+                <wp:positionV relativeFrom="paragraph">
+                  <wp:posOffset>9525</wp:posOffset>
+                </wp:positionV>
+                <wp:extent cx="1943100" cy="0"/>
+                <wp:effectExtent l="38100" t="38100" r="57150" b="95250"/>
+                <wp:wrapNone/>
+                <wp:docPr id="2" name="Conector: angular 2"/>
+                <wp:cNvGraphicFramePr/>
+                <a:graphic xmlns:a="http://schemas.openxmlformats.org/drawingml/2006/main">
+                  <a:graphicData uri="http://schemas.microsoft.com/office/word/2010/wordprocessingShape">
+                    <wps:wsp>
+                      <wps:cNvCnPr/>
+                      <wps:spPr>
+                        <a:xfrm>
+                          <a:off x="0" y="0"/>
+                          <a:ext cx="1943100" cy="0"/>
+                        </a:xfrm>
+                        <a:prstGeom prst="bentConnector3">
+                          <a:avLst/>
+                        </a:prstGeom>
+                        <a:ln w="6350"/>
+                      </wps:spPr>
+                      <wps:style>
+                        <a:lnRef idx="2">
+                          <a:schemeClr val="dk1"/>
+                        </a:lnRef>
+                        <a:fillRef idx="0">
+                          <a:schemeClr val="dk1"/>
+                        </a:fillRef>
+                        <a:effectRef idx="1">
+                          <a:schemeClr val="dk1"/>
+                        </a:effectRef>
+                        <a:fontRef idx="minor">
+                          <a:schemeClr val="tx1"/>
+                        </a:fontRef>
+                      </wps:style>
+                      <wps:bodyPr/>
+                    </wps:wsp>
+                  </a:graphicData>
+                </a:graphic>
+                <wp14:sizeRelH relativeFrom="margin">
+                  <wp14:pctWidth>0</wp14:pctWidth>
+                </wp14:sizeRelH>
+                <wp14:sizeRelV relativeFrom="margin">
+                  <wp14:pctHeight>0</wp14:pctHeight>
+                </wp14:sizeRelV>
+              </wp:anchor>
+            </w:drawing>
+          </mc:Choice>
+          <mc:Fallback>
+            <w:pict>
+              <v:shapetype w14:anchorId="79808FFC" id="_x0000_t34" coordsize="21600,21600" o:spt="34" o:oned="t" adj="10800" path="m,l@0,0@0,21600,21600,21600e" filled="f">
+                <v:stroke joinstyle="miter"/>
+                <v:formulas>
+                  <v:f eqn="val #0"/>
+                </v:formulas>
+                <v:path arrowok="t" fillok="f" o:connecttype="none"/>
+                <v:handles>
+                  <v:h position="#0,center"/>
+                </v:handles>
+                <o:lock v:ext="edit" shapetype="t"/>
+              </v:shapetype>
+              <v:shape id="Conector: angular 2" o:spid="_x0000_s1026" type="#_x0000_t34" style="position:absolute;margin-left:218.25pt;margin-top:.75pt;width:153pt;height:0;z-index:251659264;visibility:visible;mso-wrap-style:square;mso-width-percent:0;mso-height-percent:0;mso-wrap-distance-left:9pt;mso-wrap-distance-top:0;mso-wrap-distance-right:9pt;mso-wrap-distance-bottom:0;mso-position-horizontal:absolute;mso-position-horizontal-relative:text;mso-position-vertical:absolute;mso-position-vertical-relative:text;mso-width-percent:0;mso-height-percent:0;mso-width-relative:margin;mso-height-relative:margin" o:gfxdata="UEsDBBQABgAIAAAAIQC2gziS/gAAAOEBAAATAAAAW0NvbnRlbnRfVHlwZXNdLnhtbJSRQU7DMBBF&#10;90jcwfIWJU67QAgl6YK0S0CoHGBkTxKLZGx5TGhvj5O2G0SRWNoz/78nu9wcxkFMGNg6quQqL6RA&#10;0s5Y6ir5vt9lD1JwBDIwOMJKHpHlpr69KfdHjyxSmriSfYz+USnWPY7AufNIadK6MEJMx9ApD/oD&#10;OlTrorhX2lFEilmcO2RdNtjC5xDF9pCuTyYBB5bi6bQ4syoJ3g9WQ0ymaiLzg5KdCXlKLjvcW893&#10;SUOqXwnz5DrgnHtJTxOsQfEKIT7DmDSUCaxw7Rqn8787ZsmRM9e2VmPeBN4uqYvTtW7jvijg9N/y&#10;JsXecLq0q+WD6m8AAAD//wMAUEsDBBQABgAIAAAAIQA4/SH/1gAAAJQBAAALAAAAX3JlbHMvLnJl&#10;bHOkkMFqwzAMhu+DvYPRfXGawxijTi+j0GvpHsDYimMaW0Yy2fr2M4PBMnrbUb/Q94l/f/hMi1qR&#10;JVI2sOt6UJgd+ZiDgffL8ekFlFSbvV0oo4EbChzGx4f9GRdb25HMsYhqlCwG5lrLq9biZkxWOiqY&#10;22YiTra2kYMu1l1tQD30/bPm3wwYN0x18gb45AdQl1tp5j/sFB2T0FQ7R0nTNEV3j6o9feQzro1i&#10;OWA14Fm+Q8a1a8+Bvu/d/dMb2JY5uiPbhG/ktn4cqGU/er3pcvwCAAD//wMAUEsDBBQABgAIAAAA&#10;IQArA8J4xQEAANADAAAOAAAAZHJzL2Uyb0RvYy54bWysU8tu2zAQvBfoPxC813q4DVrBcg4O2kvR&#10;Gm36ATS1tITyhSVjyX/fJWUrQVvkEORC8bEzO7O72txORrMTYBicbXm1KjkDK1032GPLf91/fveR&#10;sxCF7YR2Flp+hsBvt2/fbEbfQO16pztARiQ2NKNveR+jb4oiyB6MCCvnwdKjcmhEpCMeiw7FSOxG&#10;F3VZ3hSjw86jkxAC3d7Nj3yb+ZUCGb8rFSAy3XLSFvOKeT2ktdhuRHNE4ftBXmSIF6gwYrCUdKG6&#10;E1GwBxz+oTKDRBeciivpTOGUGiRkD+SmKv9y87MXHrIXKk7wS5nC69HKb6c9sqFrec2ZFYZatKNG&#10;yeiwYcIeH7RAVqcyjT40FL2ze7ycgt9j8jwpNOlLbtiUS3teSgtTZJIuq0/v11VJHZDXt+IR6DHE&#10;L+AMS5uWH8BGEjGrWOeyitPXECktga7BKaO2bGz5zfpDbmSRJM6i8i6eNcxRP0CRR5JRZ7Y8XbDT&#10;yE6C5qL7XSWDxK0tRSaIGrReQOXzoEtsgkGeuAVYPQ9conNGZ+MCNIN1+D9wnK5S1RxPsp94TduD&#10;6865RfmBxiY7u4x4msun5wx//BG3fwAAAP//AwBQSwMEFAAGAAgAAAAhAIYkWyHaAAAABwEAAA8A&#10;AABkcnMvZG93bnJldi54bWxMjsFOwzAQRO9I/IO1SNyo06QtKMSpKiRuIETopTc3XpIIe53abhv+&#10;noULPe2MZjT7qvXkrDhhiIMnBfNZBgKp9WagTsH24/nuAURMmoy2nlDBN0ZY19dXlS6NP9M7nprU&#10;CR6hWGoFfUpjKWVse3Q6zvyIxNmnD04ntqGTJugzjzsr8yxbSacH4g+9HvGpx/arOToFRb4L83H7&#10;spl2TSwOhzf76pdWqdubafMIIuGU/svwi8/oUDPT3h/JRGEVLIrVkqsc8OH8fpGz2P95WVfykr/+&#10;AQAA//8DAFBLAQItABQABgAIAAAAIQC2gziS/gAAAOEBAAATAAAAAAAAAAAAAAAAAAAAAABbQ29u&#10;dGVudF9UeXBlc10ueG1sUEsBAi0AFAAGAAgAAAAhADj9If/WAAAAlAEAAAsAAAAAAAAAAAAAAAAA&#10;LwEAAF9yZWxzLy5yZWxzUEsBAi0AFAAGAAgAAAAhACsDwnjFAQAA0AMAAA4AAAAAAAAAAAAAAAAA&#10;LgIAAGRycy9lMm9Eb2MueG1sUEsBAi0AFAAGAAgAAAAhAIYkWyHaAAAABwEAAA8AAAAAAAAAAAAA&#10;AAAAHwQAAGRycy9kb3ducmV2LnhtbFBLBQYAAAAABAAEAPMAAAAmBQAAAAA=&#10;" strokecolor="black [3200]" strokeweight=".5pt">
+                <v:shadow on="t" color="black" opacity="24903f" origin=",.5" offset="0,.55556mm"/>
+              </v:shape>
+            </w:pict>
+          </mc:Fallback>
+        </mc:AlternateContent>
+      </w:r>
+      <w:r>
+        <w:rPr>
+          <w:rFonts w:ascii="Calibri" w:eastAsia="Calibri" w:hAnsi="Calibri" w:cs="Calibri"/>
+          <w:noProof/>
+          <w:sz w:val="23"/>
+          <w:szCs w:val="23"/>
+        </w:rPr>
+        <mc:AlternateContent>
+          <mc:Choice Requires="wps">
+            <w:drawing>
+              <wp:anchor distT="0" distB="0" distL="114300" distR="114300" simplePos="0" relativeHeight="251660288" behindDoc="0" locked="0" layoutInCell="1" allowOverlap="1" wp14:anchorId="1C0D92E1" wp14:editId="07D8EE7D">
+                <wp:simplePos x="0" y="0"/>
+                <wp:positionH relativeFrom="column">
+                  <wp:posOffset>28575</wp:posOffset>
+                </wp:positionH>
+                <wp:positionV relativeFrom="paragraph">
+                  <wp:posOffset>5080</wp:posOffset>
+                </wp:positionV>
+                <wp:extent cx="1943100" cy="0"/>
+                <wp:effectExtent l="38100" t="38100" r="57150" b="95250"/>
+                <wp:wrapNone/>
+                <wp:docPr id="3" name="Conector: angular 3"/>
+                <wp:cNvGraphicFramePr/>
+                <a:graphic xmlns:a="http://schemas.openxmlformats.org/drawingml/2006/main">
+                  <a:graphicData uri="http://schemas.microsoft.com/office/word/2010/wordprocessingShape">
+                    <wps:wsp>
+                      <wps:cNvCnPr/>
+                      <wps:spPr>
+                        <a:xfrm>
+                          <a:off x="0" y="0"/>
+                          <a:ext cx="1943100" cy="0"/>
+                        </a:xfrm>
+                        <a:prstGeom prst="bentConnector3">
+                          <a:avLst/>
+                        </a:prstGeom>
+                        <a:ln w="6350"/>
+                      </wps:spPr>
+                      <wps:style>
+                        <a:lnRef idx="2">
+                          <a:schemeClr val="dk1"/>
+                        </a:lnRef>
+                        <a:fillRef idx="0">
+                          <a:schemeClr val="dk1"/>
+                        </a:fillRef>
+                        <a:effectRef idx="1">
+                          <a:schemeClr val="dk1"/>
+                        </a:effectRef>
+                        <a:fontRef idx="minor">
+                          <a:schemeClr val="tx1"/>
+                        </a:fontRef>
+                      </wps:style>
+                      <wps:bodyPr/>
+                    </wps:wsp>
+                  </a:graphicData>
+                </a:graphic>
+              </wp:anchor>
+            </w:drawing>
+          </mc:Choice>
+          <mc:Fallback>
+            <w:pict>
+              <v:shape w14:anchorId="22A487F9" id="Conector: angular 3" o:spid="_x0000_s1026" type="#_x0000_t34" style="position:absolute;margin-left:2.25pt;margin-top:.4pt;width:153pt;height:0;z-index:251660288;visibility:visible;mso-wrap-style:square;mso-wrap-distance-left:9pt;mso-wrap-distance-top:0;mso-wrap-distance-right:9pt;mso-wrap-distance-bottom:0;mso-position-horizontal:absolute;mso-position-horizontal-relative:text;mso-position-vertical:absolute;mso-position-vertical-relative:text" o:gfxdata="UEsDBBQABgAIAAAAIQC2gziS/gAAAOEBAAATAAAAW0NvbnRlbnRfVHlwZXNdLnhtbJSRQU7DMBBF&#10;90jcwfIWJU67QAgl6YK0S0CoHGBkTxKLZGx5TGhvj5O2G0SRWNoz/78nu9wcxkFMGNg6quQqL6RA&#10;0s5Y6ir5vt9lD1JwBDIwOMJKHpHlpr69KfdHjyxSmriSfYz+USnWPY7AufNIadK6MEJMx9ApD/oD&#10;OlTrorhX2lFEilmcO2RdNtjC5xDF9pCuTyYBB5bi6bQ4syoJ3g9WQ0ymaiLzg5KdCXlKLjvcW893&#10;SUOqXwnz5DrgnHtJTxOsQfEKIT7DmDSUCaxw7Rqn8787ZsmRM9e2VmPeBN4uqYvTtW7jvijg9N/y&#10;JsXecLq0q+WD6m8AAAD//wMAUEsDBBQABgAIAAAAIQA4/SH/1gAAAJQBAAALAAAAX3JlbHMvLnJl&#10;bHOkkMFqwzAMhu+DvYPRfXGawxijTi+j0GvpHsDYimMaW0Yy2fr2M4PBMnrbUb/Q94l/f/hMi1qR&#10;JVI2sOt6UJgd+ZiDgffL8ekFlFSbvV0oo4EbChzGx4f9GRdb25HMsYhqlCwG5lrLq9biZkxWOiqY&#10;22YiTra2kYMu1l1tQD30/bPm3wwYN0x18gb45AdQl1tp5j/sFB2T0FQ7R0nTNEV3j6o9feQzro1i&#10;OWA14Fm+Q8a1a8+Bvu/d/dMb2JY5uiPbhG/ktn4cqGU/er3pcvwCAAD//wMAUEsDBBQABgAIAAAA&#10;IQClV7G5xQEAANADAAAOAAAAZHJzL2Uyb0RvYy54bWysU02P0zAQvSPxHyzfaZIGVhA13UNXcEFQ&#10;wfIDXGfcRPhLY2+T/nvGTptdAdrDai+OP+a9eW9msrmdjGYnwDA42/JqVXIGVrpusMeW/7r//O4j&#10;ZyEK2wntLLT8DIHfbt++2Yy+gbXrne4AGZHY0Iy+5X2MvimKIHswIqycB0uPyqERkY54LDoUI7Eb&#10;XazL8qYYHXYenYQQ6PZufuTbzK8UyPhdqQCR6ZaTtphXzOshrcV2I5ojCt8P8iJDvECFEYOlpAvV&#10;nYiCPeDwD5UZJLrgVFxJZwqn1CAheyA3VfmXm5+98JC9UHGCX8oUXo9WfjvtkQ1dy2vOrDDUoh01&#10;SkaHDRP2+KAFsjqVafShoeid3ePlFPwek+dJoUlfcsOmXNrzUlqYIpN0WX16X1cldUBe34pHoMcQ&#10;v4AzLG1afgAbScSsos5lFaevIVJaAl2DU0Zt2djym/pDbmSRJM6i8i6eNcxRP0CRR5Kxzmx5umCn&#10;kZ0EzUX3u0oGiVtbikwQNWi9gMrnQZfYBIM8cQuweh64ROeMzsYFaAbr8H/gOF2lqjmeZD/xmrYH&#10;151zi/IDjU12dhnxNJdPzxn++CNu/wAAAP//AwBQSwMEFAAGAAgAAAAhAKjEoiTXAAAAAwEAAA8A&#10;AABkcnMvZG93bnJldi54bWxMjsFOwzAQRO9I/QdrK/VGnTQUoRCnqpC4FSFCL7258ZJE2OvUdtvw&#10;92xPcHya0cyrNpOz4oIhDp4U5MsMBFLrzUCdgv3n6/0TiJg0GW09oYIfjLCpZ3eVLo2/0gdemtQJ&#10;HqFYagV9SmMpZWx7dDou/YjE2ZcPTifG0EkT9JXHnZWrLHuUTg/ED70e8aXH9rs5OwXF6hDycb/b&#10;TocmFqfTu33za6vUYj5tn0EknNJfGW76rA41Ox39mUwUVsHDmosKWJ/DIs8YjzeUdSX/u9e/AAAA&#10;//8DAFBLAQItABQABgAIAAAAIQC2gziS/gAAAOEBAAATAAAAAAAAAAAAAAAAAAAAAABbQ29udGVu&#10;dF9UeXBlc10ueG1sUEsBAi0AFAAGAAgAAAAhADj9If/WAAAAlAEAAAsAAAAAAAAAAAAAAAAALwEA&#10;AF9yZWxzLy5yZWxzUEsBAi0AFAAGAAgAAAAhAKVXsbnFAQAA0AMAAA4AAAAAAAAAAAAAAAAALgIA&#10;AGRycy9lMm9Eb2MueG1sUEsBAi0AFAAGAAgAAAAhAKjEoiTXAAAAAwEAAA8AAAAAAAAAAAAAAAAA&#10;HwQAAGRycy9kb3ducmV2LnhtbFBLBQYAAAAABAAEAPMAAAAjBQAAAAA=&#10;" strokecolor="black [3200]" strokeweight=".5pt">
+                <v:shadow on="t" color="black" opacity="24903f" origin=",.5" offset="0,.55556mm"/>
+              </v:shape>
+            </w:pict>
+          </mc:Fallback>
+        </mc:AlternateContent>
       </w:r>
     </w:p>
     <w:p>
@@ -655,16 +799,6 @@
           <w:szCs w:val="23"/>
         </w:rPr>
         <w:tab/>
-        <w:t xml:space="preserve"> </w:t>
-      </w:r>
-      <w:r>
-        <w:rPr>
-          <w:rFonts w:ascii="Calibri" w:eastAsia="Calibri" w:hAnsi="Calibri" w:cs="Calibri"/>
-          <w:b/>
-          <w:bCs/>
-          <w:sz w:val="21"/>
-          <w:szCs w:val="21"/>
-        </w:rPr>
         <w:t>[[Nombre]]</w:t>
       </w:r>
     </w:p>
@@ -716,26 +850,27 @@
           <w:szCs w:val="23"/>
         </w:rPr>
         <w:tab/>
-        <w:t xml:space="preserve"> C.C. No.</w:t>
-      </w:r>
-      <w:r>
-        <w:rPr>
-          <w:rFonts w:ascii="Calibri" w:eastAsia="Calibri" w:hAnsi="Calibri" w:cs="Calibri"/>
-        </w:rPr>
-        <w:t xml:space="preserve"> </w:t>
-      </w:r>
-      <w:r>
-        <w:rPr>
-          <w:rFonts w:ascii="Calibri" w:eastAsia="Calibri" w:hAnsi="Calibri" w:cs="Calibri"/>
-          <w:sz w:val="21"/>
-          <w:szCs w:val="21"/>
-        </w:rPr>
-        <w:t>[[Cedula]]</w:t>
-      </w:r>
-    </w:p>
-    <w:p>
-      <w:pPr>
-        <w:spacing w:line="240" w:lineRule="auto"/>
+      </w:r>
+      <w:r>
+        <w:rPr>
+          <w:rFonts w:ascii="Calibri" w:eastAsia="Calibri" w:hAnsi="Calibri" w:cs="Calibri"/>
+          <w:sz w:val="23"/>
+          <w:szCs w:val="23"/>
+        </w:rPr>
+        <w:t xml:space="preserve">   </w:t>
+      </w:r>
+      <w:r>
+        <w:rPr>
+          <w:rFonts w:ascii="Calibri" w:eastAsia="Calibri" w:hAnsi="Calibri" w:cs="Calibri"/>
+          <w:sz w:val="23"/>
+          <w:szCs w:val="23"/>
+        </w:rPr>
+        <w:t>C.C No. [[Cedula]]</w:t>
+      </w:r>
+    </w:p>
+    <w:p>
+      <w:pPr>
+        <w:spacing w:after="200"/>
         <w:rPr>
           <w:rFonts w:ascii="Calibri" w:eastAsia="Calibri" w:hAnsi="Calibri" w:cs="Calibri"/>
           <w:sz w:val="23"/>
@@ -893,6 +1028,7 @@
     <w:lsdException w:name="HTML Sample" w:semiHidden="1" w:unhideWhenUsed="1"/>
     <w:lsdException w:name="HTML Typewriter" w:semiHidden="1" w:unhideWhenUsed="1"/>
     <w:lsdException w:name="HTML Variable" w:semiHidden="1" w:unhideWhenUsed="1"/>
+    <w:lsdException w:name="Normal Table" w:semiHidden="1" w:unhideWhenUsed="1"/>
     <w:lsdException w:name="annotation subject" w:semiHidden="1" w:unhideWhenUsed="1"/>
     <w:lsdException w:name="No List" w:semiHidden="1" w:unhideWhenUsed="1"/>
     <w:lsdException w:name="Outline List 1" w:semiHidden="1" w:unhideWhenUsed="1"/>
@@ -939,8 +1075,10 @@
     <w:lsdException w:name="Table Subtle 2" w:semiHidden="1" w:unhideWhenUsed="1"/>
     <w:lsdException w:name="Table Web 1" w:semiHidden="1" w:unhideWhenUsed="1"/>
     <w:lsdException w:name="Table Web 2" w:semiHidden="1" w:unhideWhenUsed="1"/>
+    <w:lsdException w:name="Table Web 3" w:semiHidden="1" w:unhideWhenUsed="1"/>
     <w:lsdException w:name="Balloon Text" w:semiHidden="1" w:unhideWhenUsed="1"/>
     <w:lsdException w:name="Table Grid" w:uiPriority="39"/>
+    <w:lsdException w:name="Table Theme" w:semiHidden="1" w:unhideWhenUsed="1"/>
     <w:lsdException w:name="Placeholder Text" w:semiHidden="1"/>
     <w:lsdException w:name="No Spacing" w:uiPriority="1" w:qFormat="1"/>
     <w:lsdException w:name="Light Shading" w:uiPriority="60"/>
